--- a/ТЗ_ЛК_КиберГусли.docx
+++ b/ТЗ_ЛК_КиберГусли.docx
@@ -47,10 +47,67 @@
           <w:b/>
           <w:bCs/>
         </w:rPr>
+        <w:t xml:space="preserve">Ресурсы и доступы:</w:t>
+      </w:r>
+    </w:p>
+    <w:p>
+      <w:pPr>
+        <w:pStyle w:val="ListParagraph"/>
+        <w:numPr>
+          <w:ilvl w:val="0"/>
+          <w:numId w:val="2"/>
+        </w:numPr>
+        <w:spacing w:after="60"/>
+      </w:pPr>
+      <w:r>
+        <w:rPr>
+          <w:b/>
+          <w:bCs/>
+        </w:rPr>
+        <w:t xml:space="preserve">Прототип (демо на Vercel): </w:t>
+      </w:r>
+      <w:r>
+        <w:t xml:space="preserve">https://gusli-lk.vercel.app</w:t>
+      </w:r>
+    </w:p>
+    <w:p>
+      <w:pPr>
+        <w:pStyle w:val="ListParagraph"/>
+        <w:numPr>
+          <w:ilvl w:val="0"/>
+          <w:numId w:val="2"/>
+        </w:numPr>
+        <w:spacing w:after="60"/>
+      </w:pPr>
+      <w:r>
+        <w:rPr>
+          <w:b/>
+          <w:bCs/>
+        </w:rPr>
+        <w:t xml:space="preserve">Исходный код (Git-репозиторий): </w:t>
+      </w:r>
+      <w:r>
+        <w:t xml:space="preserve">https://github.com/lvoice2010/gusli-lk — доступ на клонирование выдаётся команде разработки.</w:t>
+      </w:r>
+    </w:p>
+    <w:p>
+      <w:pPr>
+        <w:pStyle w:val="ListParagraph"/>
+        <w:numPr>
+          <w:ilvl w:val="0"/>
+          <w:numId w:val="2"/>
+        </w:numPr>
+        <w:spacing w:after="60"/>
+      </w:pPr>
+      <w:r>
+        <w:rPr>
+          <w:b/>
+          <w:bCs/>
+        </w:rPr>
         <w:t xml:space="preserve">Версия: </w:t>
       </w:r>
       <w:r>
-        <w:t xml:space="preserve">прототип на мок-данных. Адрес демо: https://gusli-lk.vercel.app</w:t>
+        <w:t xml:space="preserve">прототип на мок-данных (фронтенд на Next.js; данные демонстрационные).</w:t>
       </w:r>
     </w:p>
     <w:p>
@@ -83,7 +140,7 @@
         <w:pStyle w:val="ListParagraph"/>
         <w:numPr>
           <w:ilvl w:val="0"/>
-          <w:numId w:val="2"/>
+          <w:numId w:val="3"/>
         </w:numPr>
         <w:spacing w:after="60"/>
       </w:pPr>
@@ -103,7 +160,7 @@
         <w:pStyle w:val="ListParagraph"/>
         <w:numPr>
           <w:ilvl w:val="0"/>
-          <w:numId w:val="2"/>
+          <w:numId w:val="3"/>
         </w:numPr>
         <w:spacing w:after="60"/>
       </w:pPr>
@@ -135,7 +192,7 @@
         <w:pStyle w:val="ListParagraph"/>
         <w:numPr>
           <w:ilvl w:val="0"/>
-          <w:numId w:val="3"/>
+          <w:numId w:val="2"/>
         </w:numPr>
         <w:spacing w:after="60"/>
       </w:pPr>
@@ -155,7 +212,7 @@
         <w:pStyle w:val="ListParagraph"/>
         <w:numPr>
           <w:ilvl w:val="0"/>
-          <w:numId w:val="3"/>
+          <w:numId w:val="2"/>
         </w:numPr>
         <w:spacing w:after="60"/>
       </w:pPr>
@@ -187,7 +244,7 @@
         <w:pStyle w:val="ListParagraph"/>
         <w:numPr>
           <w:ilvl w:val="0"/>
-          <w:numId w:val="3"/>
+          <w:numId w:val="2"/>
         </w:numPr>
         <w:spacing w:after="60"/>
       </w:pPr>
@@ -200,7 +257,7 @@
         <w:pStyle w:val="ListParagraph"/>
         <w:numPr>
           <w:ilvl w:val="0"/>
-          <w:numId w:val="3"/>
+          <w:numId w:val="2"/>
         </w:numPr>
         <w:spacing w:after="60"/>
       </w:pPr>
@@ -213,7 +270,7 @@
         <w:pStyle w:val="ListParagraph"/>
         <w:numPr>
           <w:ilvl w:val="0"/>
-          <w:numId w:val="3"/>
+          <w:numId w:val="2"/>
         </w:numPr>
         <w:spacing w:after="60"/>
       </w:pPr>
@@ -226,7 +283,7 @@
         <w:pStyle w:val="ListParagraph"/>
         <w:numPr>
           <w:ilvl w:val="0"/>
-          <w:numId w:val="3"/>
+          <w:numId w:val="2"/>
         </w:numPr>
         <w:spacing w:after="60"/>
       </w:pPr>
@@ -285,7 +342,7 @@
         <w:pStyle w:val="ListParagraph"/>
         <w:numPr>
           <w:ilvl w:val="0"/>
-          <w:numId w:val="3"/>
+          <w:numId w:val="2"/>
         </w:numPr>
         <w:spacing w:after="60"/>
       </w:pPr>
@@ -305,7 +362,7 @@
         <w:pStyle w:val="ListParagraph"/>
         <w:numPr>
           <w:ilvl w:val="0"/>
-          <w:numId w:val="3"/>
+          <w:numId w:val="2"/>
         </w:numPr>
         <w:spacing w:after="60"/>
       </w:pPr>
@@ -668,12 +725,201 @@
         <w:pStyle w:val="ListParagraph"/>
         <w:numPr>
           <w:ilvl w:val="0"/>
+          <w:numId w:val="2"/>
+        </w:numPr>
+        <w:spacing w:after="60"/>
+      </w:pPr>
+      <w:r>
+        <w:t xml:space="preserve">Логотип КиберГусли.</w:t>
+      </w:r>
+    </w:p>
+    <w:p>
+      <w:pPr>
+        <w:pStyle w:val="ListParagraph"/>
+        <w:numPr>
+          <w:ilvl w:val="0"/>
+          <w:numId w:val="2"/>
+        </w:numPr>
+        <w:spacing w:after="60"/>
+      </w:pPr>
+      <w:r>
+        <w:t xml:space="preserve">Главная → /home.</w:t>
+      </w:r>
+    </w:p>
+    <w:p>
+      <w:pPr>
+        <w:pStyle w:val="ListParagraph"/>
+        <w:numPr>
+          <w:ilvl w:val="0"/>
+          <w:numId w:val="2"/>
+        </w:numPr>
+        <w:spacing w:after="60"/>
+      </w:pPr>
+      <w:r>
+        <w:rPr>
+          <w:b/>
+          <w:bCs/>
+        </w:rPr>
+        <w:t xml:space="preserve">Ассистенты</w:t>
+      </w:r>
+      <w:r>
+        <w:t xml:space="preserve"> — список подключённых ассистентов клиента (имя, статус active/launching). Клик → дашборд. SMS-рассылки сейчас скрыты (флаг видимости).</w:t>
+      </w:r>
+    </w:p>
+    <w:p>
+      <w:pPr>
+        <w:pStyle w:val="ListParagraph"/>
+        <w:numPr>
+          <w:ilvl w:val="0"/>
+          <w:numId w:val="2"/>
+        </w:numPr>
+        <w:spacing w:after="60"/>
+      </w:pPr>
+      <w:r>
+        <w:t xml:space="preserve">Управление: Фин. документы, Отчёты, Отправить сообщение.</w:t>
+      </w:r>
+    </w:p>
+    <w:p>
+      <w:pPr>
+        <w:pStyle w:val="ListParagraph"/>
+        <w:numPr>
+          <w:ilvl w:val="0"/>
+          <w:numId w:val="2"/>
+        </w:numPr>
+        <w:spacing w:after="60"/>
+      </w:pPr>
+      <w:r>
+        <w:t xml:space="preserve">Витрина всех продуктов и услуг → /catalog (выделенная кнопка).</w:t>
+      </w:r>
+    </w:p>
+    <w:p>
+      <w:pPr>
+        <w:pStyle w:val="ListParagraph"/>
+        <w:numPr>
+          <w:ilvl w:val="0"/>
+          <w:numId w:val="2"/>
+        </w:numPr>
+        <w:spacing w:after="60"/>
+      </w:pPr>
+      <w:r>
+        <w:t xml:space="preserve">Внизу: переключатель темы; карточка профиля (ФИО + компания).</w:t>
+      </w:r>
+    </w:p>
+    <w:p>
+      <w:pPr>
+        <w:pStyle w:val="ListParagraph"/>
+        <w:numPr>
+          <w:ilvl w:val="0"/>
+          <w:numId w:val="2"/>
+        </w:numPr>
+        <w:spacing w:after="60"/>
+      </w:pPr>
+      <w:r>
+        <w:rPr>
+          <w:b/>
+          <w:bCs/>
+        </w:rPr>
+        <w:t xml:space="preserve">Бейдж «Sk Участник» </w:t>
+      </w:r>
+      <w:r>
+        <w:t xml:space="preserve">— ссылка на сайт Сколково (sk.ru). Открывается в новой вкладке.</w:t>
+      </w:r>
+    </w:p>
+    <w:p>
+      <w:pPr>
+        <w:spacing w:after="120"/>
+      </w:pPr>
+      <w:r>
+        <w:rPr>
+          <w:b/>
+          <w:bCs/>
+        </w:rPr>
+        <w:t xml:space="preserve">Из админки: </w:t>
+      </w:r>
+      <w:r>
+        <w:t xml:space="preserve">список ассистентов и статусы, ФИО контакта, компания, видимость пунктов меню.</w:t>
+      </w:r>
+    </w:p>
+    <w:p>
+      <w:pPr>
+        <w:pStyle w:val="Heading1"/>
+      </w:pPr>
+      <w:r>
+        <w:t xml:space="preserve">3. Шапка (на всех экранах)</w:t>
+      </w:r>
+    </w:p>
+    <w:p>
+      <w:pPr>
+        <w:pStyle w:val="ListParagraph"/>
+        <w:numPr>
+          <w:ilvl w:val="0"/>
+          <w:numId w:val="2"/>
+        </w:numPr>
+        <w:spacing w:after="60"/>
+      </w:pPr>
+      <w:r>
+        <w:t xml:space="preserve">Заголовок раздела, кнопка «назад» где есть.</w:t>
+      </w:r>
+    </w:p>
+    <w:p>
+      <w:pPr>
+        <w:pStyle w:val="ListParagraph"/>
+        <w:numPr>
+          <w:ilvl w:val="0"/>
+          <w:numId w:val="2"/>
+        </w:numPr>
+        <w:spacing w:after="60"/>
+      </w:pPr>
+      <w:r>
+        <w:rPr>
+          <w:b/>
+          <w:bCs/>
+        </w:rPr>
+        <w:t xml:space="preserve">Чип «к оплате / задолженность» </w:t>
+      </w:r>
+      <w:r>
+        <w:t xml:space="preserve">— сумма. При долге — заливной янтарный с минусом и знаком ⚠ («−80 680 ₽»). Значение = текущая сумма к оплате (формула в §6.2).</w:t>
+      </w:r>
+    </w:p>
+    <w:p>
+      <w:pPr>
+        <w:pStyle w:val="ListParagraph"/>
+        <w:numPr>
+          <w:ilvl w:val="0"/>
+          <w:numId w:val="2"/>
+        </w:numPr>
+        <w:spacing w:after="60"/>
+      </w:pPr>
+      <w:r>
+        <w:t xml:space="preserve">На мобиле слева — бургер (открывает сайдбар-шторку).</w:t>
+      </w:r>
+    </w:p>
+    <w:p>
+      <w:pPr>
+        <w:pStyle w:val="Heading1"/>
+      </w:pPr>
+      <w:r>
+        <w:t xml:space="preserve">4. Экран «Главная» (/home)</w:t>
+      </w:r>
+    </w:p>
+    <w:p>
+      <w:pPr>
+        <w:pStyle w:val="ListParagraph"/>
+        <w:numPr>
+          <w:ilvl w:val="0"/>
           <w:numId w:val="3"/>
         </w:numPr>
         <w:spacing w:after="60"/>
       </w:pPr>
       <w:r>
-        <w:t xml:space="preserve">Логотип КиберГусли.</w:t>
+        <w:rPr>
+          <w:b/>
+          <w:bCs/>
+        </w:rPr>
+        <w:t xml:space="preserve">Рекомендации</w:t>
+      </w:r>
+      <w:r>
+        <w:t xml:space="preserve"> — карточки услуг, отмеченные менеджером к показу этому клиенту (§9). Кнопка cta → форма заявки (§8). Кнопка «Демо» (если есть) → демо-окно.</w:t>
       </w:r>
     </w:p>
     <w:p>
@@ -686,7 +932,14 @@
         <w:spacing w:after="60"/>
       </w:pPr>
       <w:r>
-        <w:t xml:space="preserve">Главная → /home.</w:t>
+        <w:rPr>
+          <w:b/>
+          <w:bCs/>
+        </w:rPr>
+        <w:t xml:space="preserve">Каталог</w:t>
+      </w:r>
+      <w:r>
+        <w:t xml:space="preserve"> — баннер-ссылка на /catalog.</w:t>
       </w:r>
     </w:p>
     <w:p>
@@ -703,69 +956,10 @@
           <w:b/>
           <w:bCs/>
         </w:rPr>
-        <w:t xml:space="preserve">Ассистенты</w:t>
-      </w:r>
-      <w:r>
-        <w:t xml:space="preserve"> — список подключённых ассистентов клиента (имя, статус active/launching). Клик → дашборд. SMS-рассылки сейчас скрыты (флаг видимости).</w:t>
-      </w:r>
-    </w:p>
-    <w:p>
-      <w:pPr>
-        <w:pStyle w:val="ListParagraph"/>
-        <w:numPr>
-          <w:ilvl w:val="0"/>
-          <w:numId w:val="3"/>
-        </w:numPr>
-        <w:spacing w:after="60"/>
-      </w:pPr>
-      <w:r>
-        <w:t xml:space="preserve">Управление: Фин. документы, Отчёты, Отправить сообщение.</w:t>
-      </w:r>
-    </w:p>
-    <w:p>
-      <w:pPr>
-        <w:pStyle w:val="ListParagraph"/>
-        <w:numPr>
-          <w:ilvl w:val="0"/>
-          <w:numId w:val="3"/>
-        </w:numPr>
-        <w:spacing w:after="60"/>
-      </w:pPr>
-      <w:r>
-        <w:t xml:space="preserve">Витрина всех продуктов и услуг → /catalog (выделенная кнопка).</w:t>
-      </w:r>
-    </w:p>
-    <w:p>
-      <w:pPr>
-        <w:pStyle w:val="ListParagraph"/>
-        <w:numPr>
-          <w:ilvl w:val="0"/>
-          <w:numId w:val="3"/>
-        </w:numPr>
-        <w:spacing w:after="60"/>
-      </w:pPr>
-      <w:r>
-        <w:t xml:space="preserve">Внизу: переключатель темы; карточка профиля (ФИО + компания).</w:t>
-      </w:r>
-    </w:p>
-    <w:p>
-      <w:pPr>
-        <w:pStyle w:val="ListParagraph"/>
-        <w:numPr>
-          <w:ilvl w:val="0"/>
-          <w:numId w:val="3"/>
-        </w:numPr>
-        <w:spacing w:after="60"/>
-      </w:pPr>
-      <w:r>
-        <w:rPr>
-          <w:b/>
-          <w:bCs/>
-        </w:rPr>
-        <w:t xml:space="preserve">Бейдж «Sk Участник» </w:t>
-      </w:r>
-      <w:r>
-        <w:t xml:space="preserve">— ссылка на сайт Сколково (sk.ru). Открывается в новой вкладке.</w:t>
+        <w:t xml:space="preserve">Подключённые услуги</w:t>
+      </w:r>
+      <w:r>
+        <w:t xml:space="preserve"> — карточки ассистентов: статус, метрики (Закрыто ИИ %, Эскалации %, ср. длительность), принято звонков за месяц, дата подключения, менеджер, «Подробнее» → дашборд.</w:t>
       </w:r>
     </w:p>
     <w:p>
@@ -777,10 +971,20 @@
           <w:b/>
           <w:bCs/>
         </w:rPr>
+        <w:t xml:space="preserve">Из систем: </w:t>
+      </w:r>
+      <w:r>
+        <w:t xml:space="preserve">метрики ассистента за текущий месяц. </w:t>
+      </w:r>
+      <w:r>
+        <w:rPr>
+          <w:b/>
+          <w:bCs/>
+        </w:rPr>
         <w:t xml:space="preserve">Из админки: </w:t>
       </w:r>
       <w:r>
-        <w:t xml:space="preserve">список ассистентов и статусы, ФИО контакта, компания, видимость пунктов меню.</w:t>
+        <w:t xml:space="preserve">какие рекомендации показывать, данные ассистентов, менеджер.</w:t>
       </w:r>
     </w:p>
     <w:p>
@@ -788,53 +992,557 @@
         <w:pStyle w:val="Heading1"/>
       </w:pPr>
       <w:r>
-        <w:t xml:space="preserve">3. Шапка (на всех экранах)</w:t>
-      </w:r>
-    </w:p>
-    <w:p>
-      <w:pPr>
-        <w:pStyle w:val="ListParagraph"/>
-        <w:numPr>
-          <w:ilvl w:val="0"/>
-          <w:numId w:val="3"/>
-        </w:numPr>
-        <w:spacing w:after="60"/>
-      </w:pPr>
-      <w:r>
-        <w:t xml:space="preserve">Заголовок раздела, кнопка «назад» где есть.</w:t>
-      </w:r>
-    </w:p>
-    <w:p>
-      <w:pPr>
-        <w:pStyle w:val="ListParagraph"/>
-        <w:numPr>
-          <w:ilvl w:val="0"/>
-          <w:numId w:val="3"/>
-        </w:numPr>
-        <w:spacing w:after="60"/>
-      </w:pPr>
-      <w:r>
-        <w:rPr>
-          <w:b/>
-          <w:bCs/>
-        </w:rPr>
-        <w:t xml:space="preserve">Чип «к оплате / задолженность» </w:t>
-      </w:r>
-      <w:r>
-        <w:t xml:space="preserve">— сумма. При долге — заливной янтарный с минусом и знаком ⚠ («−80 680 ₽»). Значение = текущая сумма к оплате (формула в §6.2).</w:t>
-      </w:r>
-    </w:p>
-    <w:p>
-      <w:pPr>
-        <w:pStyle w:val="ListParagraph"/>
-        <w:numPr>
-          <w:ilvl w:val="0"/>
-          <w:numId w:val="3"/>
-        </w:numPr>
-        <w:spacing w:after="60"/>
-      </w:pPr>
-      <w:r>
-        <w:t xml:space="preserve">На мобиле слева — бургер (открывает сайдбар-шторку).</w:t>
+        <w:t xml:space="preserve">5. Дашборд услуги (/dashboard)</w:t>
+      </w:r>
+    </w:p>
+    <w:p>
+      <w:pPr>
+        <w:spacing w:after="120"/>
+      </w:pPr>
+      <w:r>
+        <w:t xml:space="preserve">Шапка-карточка услуги: название линии, статус (Активна), номер линии, блок «Тест ассистента» (звонок в браузере, WebRTC — на интеграции), блок «Менеджер» (ФИО, фото, телефон, e-mail — из справочника менеджеров, §7), блок «Отчёты» (Скачать за месяц = PDF/печать, Архив → /reports). Раскрывающийся блок «Условия и состав услуги» (по умолчанию свёрнут): № договора, контрагент, график работы, что входит — всё из админки. На мобиле три блока показываются внутри «Условия и состав».</w:t>
+      </w:r>
+    </w:p>
+    <w:p>
+      <w:pPr>
+        <w:spacing w:after="120"/>
+      </w:pPr>
+      <w:r>
+        <w:rPr>
+          <w:b/>
+          <w:bCs/>
+        </w:rPr>
+        <w:t xml:space="preserve">Вкладки: </w:t>
+      </w:r>
+      <w:r>
+        <w:t xml:space="preserve">Отчёты · База знаний · Диалоги (вкладка «Аналитика» сейчас скрыта).</w:t>
+      </w:r>
+    </w:p>
+    <w:p>
+      <w:pPr>
+        <w:pStyle w:val="Heading2"/>
+      </w:pPr>
+      <w:r>
+        <w:t xml:space="preserve">5.1. Вкладка «Отчёты»</w:t>
+      </w:r>
+    </w:p>
+    <w:p>
+      <w:pPr>
+        <w:spacing w:after="120"/>
+      </w:pPr>
+      <w:r>
+        <w:t xml:space="preserve">Переключатель периода (§1). По умолчанию период = </w:t>
+      </w:r>
+      <w:r>
+        <w:rPr>
+          <w:b/>
+          <w:bCs/>
+        </w:rPr>
+        <w:t xml:space="preserve">Месяц (MTD)</w:t>
+      </w:r>
+      <w:r>
+        <w:t xml:space="preserve">.</w:t>
+      </w:r>
+    </w:p>
+    <w:p>
+      <w:pPr>
+        <w:pStyle w:val="Heading3"/>
+      </w:pPr>
+      <w:r>
+        <w:t xml:space="preserve">KPI-сводка (5 карточек)</w:t>
+      </w:r>
+    </w:p>
+    <w:p>
+      <w:pPr>
+        <w:pStyle w:val="ListParagraph"/>
+        <w:numPr>
+          <w:ilvl w:val="0"/>
+          <w:numId w:val="2"/>
+        </w:numPr>
+        <w:spacing w:after="60"/>
+      </w:pPr>
+      <w:r>
+        <w:rPr>
+          <w:b/>
+          <w:bCs/>
+        </w:rPr>
+        <w:t xml:space="preserve">Всего обращений</w:t>
+      </w:r>
+      <w:r>
+        <w:t xml:space="preserve"> = total за период.</w:t>
+      </w:r>
+    </w:p>
+    <w:p>
+      <w:pPr>
+        <w:pStyle w:val="ListParagraph"/>
+        <w:numPr>
+          <w:ilvl w:val="0"/>
+          <w:numId w:val="2"/>
+        </w:numPr>
+        <w:spacing w:after="60"/>
+      </w:pPr>
+      <w:r>
+        <w:rPr>
+          <w:b/>
+          <w:bCs/>
+        </w:rPr>
+        <w:t xml:space="preserve">Закрыто ИИ</w:t>
+      </w:r>
+      <w:r>
+        <w:t xml:space="preserve"> = aiClosed; % = aiClosed / total. (Доведено ассистентом без перевода.)</w:t>
+      </w:r>
+    </w:p>
+    <w:p>
+      <w:pPr>
+        <w:pStyle w:val="ListParagraph"/>
+        <w:numPr>
+          <w:ilvl w:val="0"/>
+          <w:numId w:val="2"/>
+        </w:numPr>
+        <w:spacing w:after="60"/>
+      </w:pPr>
+      <w:r>
+        <w:rPr>
+          <w:b/>
+          <w:bCs/>
+        </w:rPr>
+        <w:t xml:space="preserve">Эскалации</w:t>
+      </w:r>
+      <w:r>
+        <w:t xml:space="preserve"> = escalated; % = escalated / total (меньше — лучше).</w:t>
+      </w:r>
+    </w:p>
+    <w:p>
+      <w:pPr>
+        <w:pStyle w:val="ListParagraph"/>
+        <w:numPr>
+          <w:ilvl w:val="0"/>
+          <w:numId w:val="2"/>
+        </w:numPr>
+        <w:spacing w:after="60"/>
+      </w:pPr>
+      <w:r>
+        <w:rPr>
+          <w:b/>
+          <w:bCs/>
+        </w:rPr>
+        <w:t xml:space="preserve">Средняя длительность</w:t>
+      </w:r>
+      <w:r>
+        <w:t xml:space="preserve"> = avgDurationSec (меньше — лучше).</w:t>
+      </w:r>
+    </w:p>
+    <w:p>
+      <w:pPr>
+        <w:pStyle w:val="ListParagraph"/>
+        <w:numPr>
+          <w:ilvl w:val="0"/>
+          <w:numId w:val="2"/>
+        </w:numPr>
+        <w:spacing w:after="60"/>
+      </w:pPr>
+      <w:r>
+        <w:rPr>
+          <w:b/>
+          <w:bCs/>
+        </w:rPr>
+        <w:t xml:space="preserve">Минут за период</w:t>
+      </w:r>
+      <w:r>
+        <w:t xml:space="preserve"> = суммарная длительность обработанных диалогов (поминутная тарификация).</w:t>
+      </w:r>
+    </w:p>
+    <w:p>
+      <w:pPr>
+        <w:pStyle w:val="ListParagraph"/>
+        <w:numPr>
+          <w:ilvl w:val="0"/>
+          <w:numId w:val="2"/>
+        </w:numPr>
+        <w:spacing w:after="60"/>
+      </w:pPr>
+      <w:r>
+        <w:t xml:space="preserve">У каждой карточки — дельта к периоду-сравнения.</w:t>
+      </w:r>
+    </w:p>
+    <w:p>
+      <w:pPr>
+        <w:pStyle w:val="Heading3"/>
+      </w:pPr>
+      <w:r>
+        <w:t xml:space="preserve">Блоки вкладки «Отчёты»</w:t>
+      </w:r>
+    </w:p>
+    <w:p>
+      <w:pPr>
+        <w:pStyle w:val="ListParagraph"/>
+        <w:numPr>
+          <w:ilvl w:val="0"/>
+          <w:numId w:val="2"/>
+        </w:numPr>
+        <w:spacing w:after="60"/>
+      </w:pPr>
+      <w:r>
+        <w:rPr>
+          <w:b/>
+          <w:bCs/>
+        </w:rPr>
+        <w:t xml:space="preserve">ИИ vs оператор: </w:t>
+      </w:r>
+      <w:r>
+        <w:t xml:space="preserve">сплит-бар (доля закрыто ИИ vs передано оператору) + «Причины перевода на оператора» (количество и доля от эскалаций; набор причин и распределение — из систем, нормируются: сумма = escalated).</w:t>
+      </w:r>
+    </w:p>
+    <w:p>
+      <w:pPr>
+        <w:pStyle w:val="ListParagraph"/>
+        <w:numPr>
+          <w:ilvl w:val="0"/>
+          <w:numId w:val="2"/>
+        </w:numPr>
+        <w:spacing w:after="60"/>
+      </w:pPr>
+      <w:r>
+        <w:rPr>
+          <w:b/>
+          <w:bCs/>
+        </w:rPr>
+        <w:t xml:space="preserve">Тематика обращений: </w:t>
+      </w:r>
+      <w:r>
+        <w:t xml:space="preserve">топ-тем «о чём звонят» — count по теме + дельта. Классификатор тем — из систем.</w:t>
+      </w:r>
+    </w:p>
+    <w:p>
+      <w:pPr>
+        <w:pStyle w:val="ListParagraph"/>
+        <w:numPr>
+          <w:ilvl w:val="0"/>
+          <w:numId w:val="2"/>
+        </w:numPr>
+        <w:spacing w:after="60"/>
+      </w:pPr>
+      <w:r>
+        <w:rPr>
+          <w:b/>
+          <w:bCs/>
+        </w:rPr>
+        <w:t xml:space="preserve">Все обращения: </w:t>
+      </w:r>
+      <w:r>
+        <w:t xml:space="preserve">total + Целевые/Нецелевые. Целевые = total − nontarget.</w:t>
+      </w:r>
+    </w:p>
+    <w:p>
+      <w:pPr>
+        <w:pStyle w:val="ListParagraph"/>
+        <w:numPr>
+          <w:ilvl w:val="0"/>
+          <w:numId w:val="2"/>
+        </w:numPr>
+        <w:spacing w:after="60"/>
+      </w:pPr>
+      <w:r>
+        <w:rPr>
+          <w:b/>
+          <w:bCs/>
+        </w:rPr>
+        <w:t xml:space="preserve">Конверсия в заявки: </w:t>
+      </w:r>
+      <w:r>
+        <w:t xml:space="preserve">% = заявки / целевые. Заявки (брони/лиды) и целевые — из систем.</w:t>
+      </w:r>
+    </w:p>
+    <w:p>
+      <w:pPr>
+        <w:pStyle w:val="ListParagraph"/>
+        <w:numPr>
+          <w:ilvl w:val="0"/>
+          <w:numId w:val="2"/>
+        </w:numPr>
+        <w:spacing w:after="60"/>
+      </w:pPr>
+      <w:r>
+        <w:rPr>
+          <w:b/>
+          <w:bCs/>
+        </w:rPr>
+        <w:t xml:space="preserve">Почасовая карта нагрузки: </w:t>
+      </w:r>
+      <w:r>
+        <w:t xml:space="preserve">матрица 7 дней × 24 часа, число звонков в ячейке. Свой селектор Неделя/Месяц/Квартал (бэкенд отдаёт агрегат за период). Цвет — относительная интенсивность.</w:t>
+      </w:r>
+    </w:p>
+    <w:p>
+      <w:pPr>
+        <w:pStyle w:val="ListParagraph"/>
+        <w:numPr>
+          <w:ilvl w:val="0"/>
+          <w:numId w:val="2"/>
+        </w:numPr>
+        <w:spacing w:after="60"/>
+      </w:pPr>
+      <w:r>
+        <w:rPr>
+          <w:b/>
+          <w:bCs/>
+        </w:rPr>
+        <w:t xml:space="preserve">Месяц к месяцу: </w:t>
+      </w:r>
+      <w:r>
+        <w:t xml:space="preserve">режим «Закрытые» — два последних завершённых месяца; режим «Текущий MTD» — текущий месяц на тек. дату vs те же даты прошлого месяца (формула §6.4). Метрики: Входящие, Обработано ИИ, Эскалаций, Доля эскалаций, Ср. время диалога, Длительность разговоров (мин).</w:t>
+      </w:r>
+    </w:p>
+    <w:p>
+      <w:pPr>
+        <w:pStyle w:val="ListParagraph"/>
+        <w:numPr>
+          <w:ilvl w:val="0"/>
+          <w:numId w:val="2"/>
+        </w:numPr>
+        <w:spacing w:after="60"/>
+      </w:pPr>
+      <w:r>
+        <w:rPr>
+          <w:b/>
+          <w:bCs/>
+        </w:rPr>
+        <w:t xml:space="preserve">Помесячная динамика: </w:t>
+      </w:r>
+      <w:r>
+        <w:t xml:space="preserve">график за 12 месяцев (входящие и обработано ИИ).</w:t>
+      </w:r>
+    </w:p>
+    <w:p>
+      <w:pPr>
+        <w:pStyle w:val="ListParagraph"/>
+        <w:numPr>
+          <w:ilvl w:val="0"/>
+          <w:numId w:val="2"/>
+        </w:numPr>
+        <w:spacing w:after="60"/>
+      </w:pPr>
+      <w:r>
+        <w:rPr>
+          <w:b/>
+          <w:bCs/>
+        </w:rPr>
+        <w:t xml:space="preserve">Годовой отчёт по месяцам: </w:t>
+      </w:r>
+      <w:r>
+        <w:t xml:space="preserve">таблица по месяцам + переключатель года. Текущий месяц подсвечен зелёным и помечен «на тек. дату» (неполный). Внизу — авто-вывод.</w:t>
+      </w:r>
+    </w:p>
+    <w:p>
+      <w:pPr>
+        <w:pStyle w:val="ListParagraph"/>
+        <w:numPr>
+          <w:ilvl w:val="0"/>
+          <w:numId w:val="2"/>
+        </w:numPr>
+        <w:spacing w:after="60"/>
+      </w:pPr>
+      <w:r>
+        <w:rPr>
+          <w:b/>
+          <w:bCs/>
+        </w:rPr>
+        <w:t xml:space="preserve">Статус интеграций: </w:t>
+      </w:r>
+      <w:r>
+        <w:t xml:space="preserve">подключённые системы (Restoplace и т.п.) с числом действий за период (свой селектор Месяц/Квартал/Год) + лента последних действий ассистента. Интеграции и действия — из систем.</w:t>
+      </w:r>
+    </w:p>
+    <w:p>
+      <w:pPr>
+        <w:pStyle w:val="ListParagraph"/>
+        <w:numPr>
+          <w:ilvl w:val="0"/>
+          <w:numId w:val="2"/>
+        </w:numPr>
+        <w:spacing w:after="60"/>
+      </w:pPr>
+      <w:r>
+        <w:rPr>
+          <w:b/>
+          <w:bCs/>
+        </w:rPr>
+        <w:t xml:space="preserve">ROI / экономия: </w:t>
+      </w:r>
+      <w:r>
+        <w:t xml:space="preserve">свой селектор Месяц/Квартал/Год; формула §6.3.</w:t>
+      </w:r>
+    </w:p>
+    <w:p>
+      <w:pPr>
+        <w:pStyle w:val="Heading2"/>
+      </w:pPr>
+      <w:r>
+        <w:t xml:space="preserve">5.2. Вкладка «База знаний»</w:t>
+      </w:r>
+    </w:p>
+    <w:p>
+      <w:pPr>
+        <w:spacing w:after="120"/>
+      </w:pPr>
+      <w:r>
+        <w:t xml:space="preserve">На основе чего ассистент отвечает. Разделы-аккордеоны (по умолчанию все свёрнуты), цветные шапки. Внутри — сплошной текст (менеджер вставляет как есть; поддержка **жирного** и списков). У раздела — источник и дата обновления. Внизу CTA «Нужно изменить базу знаний? → Написать менеджеру».</w:t>
+      </w:r>
+    </w:p>
+    <w:p>
+      <w:pPr>
+        <w:spacing w:after="120"/>
+      </w:pPr>
+      <w:r>
+        <w:rPr>
+          <w:b/>
+          <w:bCs/>
+        </w:rPr>
+        <w:t xml:space="preserve">Из админки: </w:t>
+      </w:r>
+      <w:r>
+        <w:t xml:space="preserve">весь контент базы по разделам, источники, даты, статус «активна».</w:t>
+      </w:r>
+    </w:p>
+    <w:p>
+      <w:pPr>
+        <w:pStyle w:val="Heading2"/>
+      </w:pPr>
+      <w:r>
+        <w:t xml:space="preserve">5.3. Вкладка «Диалоги»</w:t>
+      </w:r>
+    </w:p>
+    <w:p>
+      <w:pPr>
+        <w:spacing w:after="120"/>
+      </w:pPr>
+      <w:r>
+        <w:t xml:space="preserve">Журнал звонков. Фильтры: период (§1), сегмент Все / Закрыто ИИ / Эскалации, поиск (номер/тема). Пагинация по 20.</w:t>
+      </w:r>
+    </w:p>
+    <w:p>
+      <w:pPr>
+        <w:spacing w:after="120"/>
+      </w:pPr>
+      <w:r>
+        <w:rPr>
+          <w:b/>
+          <w:bCs/>
+        </w:rPr>
+        <w:t xml:space="preserve">Колонки: </w:t>
+      </w:r>
+      <w:r>
+        <w:t xml:space="preserve">Время, Номер (маскированный), Тема, Тип (классификация), Эскалация (да/нет + причина), Длит., Результат (в CRM), Действие («Открыть»).</w:t>
+      </w:r>
+    </w:p>
+    <w:p>
+      <w:pPr>
+        <w:spacing w:after="120"/>
+      </w:pPr>
+      <w:r>
+        <w:rPr>
+          <w:b/>
+          <w:bCs/>
+        </w:rPr>
+        <w:t xml:space="preserve">Карточка вызова </w:t>
+      </w:r>
+      <w:r>
+        <w:t xml:space="preserve">(модальное окно по центру экрана), 3 колонки:</w:t>
+      </w:r>
+    </w:p>
+    <w:p>
+      <w:pPr>
+        <w:pStyle w:val="ListParagraph"/>
+        <w:numPr>
+          <w:ilvl w:val="0"/>
+          <w:numId w:val="2"/>
+        </w:numPr>
+        <w:spacing w:after="60"/>
+      </w:pPr>
+      <w:r>
+        <w:rPr>
+          <w:b/>
+          <w:bCs/>
+        </w:rPr>
+        <w:t xml:space="preserve">Информация о вызове: </w:t>
+      </w:r>
+      <w:r>
+        <w:t xml:space="preserve">UID, номер звонящего, номер назначения, линия, Ассистент (ИИ, не оператор), Ожидание ответа = «менее 1 сек», длительность, тема. Холда (Hold) нет.</w:t>
+      </w:r>
+    </w:p>
+    <w:p>
+      <w:pPr>
+        <w:pStyle w:val="ListParagraph"/>
+        <w:numPr>
+          <w:ilvl w:val="0"/>
+          <w:numId w:val="2"/>
+        </w:numPr>
+        <w:spacing w:after="60"/>
+      </w:pPr>
+      <w:r>
+        <w:rPr>
+          <w:b/>
+          <w:bCs/>
+        </w:rPr>
+        <w:t xml:space="preserve">ИИ-карточка вызова: </w:t>
+      </w:r>
+      <w:r>
+        <w:t xml:space="preserve">ФИО клиента, phone_number, суть обращения, категория, подкатегория (заполняет ИИ при разборе диалога).</w:t>
+      </w:r>
+    </w:p>
+    <w:p>
+      <w:pPr>
+        <w:pStyle w:val="ListParagraph"/>
+        <w:numPr>
+          <w:ilvl w:val="0"/>
+          <w:numId w:val="2"/>
+        </w:numPr>
+        <w:spacing w:after="60"/>
+      </w:pPr>
+      <w:r>
+        <w:rPr>
+          <w:b/>
+          <w:bCs/>
+        </w:rPr>
+        <w:t xml:space="preserve">Стенограмма: </w:t>
+      </w:r>
+      <w:r>
+        <w:t xml:space="preserve">реплики ассистент/клиент с таймкодами.</w:t>
+      </w:r>
+    </w:p>
+    <w:p>
+      <w:pPr>
+        <w:pStyle w:val="ListParagraph"/>
+        <w:numPr>
+          <w:ilvl w:val="0"/>
+          <w:numId w:val="2"/>
+        </w:numPr>
+        <w:spacing w:after="60"/>
+      </w:pPr>
+      <w:r>
+        <w:rPr>
+          <w:b/>
+          <w:bCs/>
+        </w:rPr>
+        <w:t xml:space="preserve">Запись разговора: </w:t>
+      </w:r>
+      <w:r>
+        <w:t xml:space="preserve">плеер + «Скачать запись» + «Скопировать ссылку».</w:t>
+      </w:r>
+    </w:p>
+    <w:p>
+      <w:pPr>
+        <w:spacing w:after="120"/>
+      </w:pPr>
+      <w:r>
+        <w:rPr>
+          <w:b/>
+          <w:bCs/>
+        </w:rPr>
+        <w:t xml:space="preserve">Из систем: </w:t>
+      </w:r>
+      <w:r>
+        <w:t xml:space="preserve">все поля вызова, ИИ-карточка, стенограмма, аудиозапись.</w:t>
       </w:r>
     </w:p>
     <w:p>
@@ -842,67 +1550,75 @@
         <w:pStyle w:val="Heading1"/>
       </w:pPr>
       <w:r>
-        <w:t xml:space="preserve">4. Экран «Главная» (/home)</w:t>
-      </w:r>
-    </w:p>
-    <w:p>
-      <w:pPr>
-        <w:pStyle w:val="ListParagraph"/>
-        <w:numPr>
-          <w:ilvl w:val="0"/>
-          <w:numId w:val="2"/>
-        </w:numPr>
-        <w:spacing w:after="60"/>
-      </w:pPr>
-      <w:r>
-        <w:rPr>
-          <w:b/>
-          <w:bCs/>
-        </w:rPr>
-        <w:t xml:space="preserve">Рекомендации</w:t>
-      </w:r>
-      <w:r>
-        <w:t xml:space="preserve"> — карточки услуг, отмеченные менеджером к показу этому клиенту (§9). Кнопка cta → форма заявки (§8). Кнопка «Демо» (если есть) → демо-окно.</w:t>
-      </w:r>
-    </w:p>
-    <w:p>
-      <w:pPr>
-        <w:pStyle w:val="ListParagraph"/>
-        <w:numPr>
-          <w:ilvl w:val="0"/>
-          <w:numId w:val="2"/>
-        </w:numPr>
-        <w:spacing w:after="60"/>
-      </w:pPr>
-      <w:r>
-        <w:rPr>
-          <w:b/>
-          <w:bCs/>
-        </w:rPr>
-        <w:t xml:space="preserve">Каталог</w:t>
-      </w:r>
-      <w:r>
-        <w:t xml:space="preserve"> — баннер-ссылка на /catalog.</w:t>
-      </w:r>
-    </w:p>
-    <w:p>
-      <w:pPr>
-        <w:pStyle w:val="ListParagraph"/>
-        <w:numPr>
-          <w:ilvl w:val="0"/>
-          <w:numId w:val="2"/>
-        </w:numPr>
-        <w:spacing w:after="60"/>
-      </w:pPr>
-      <w:r>
-        <w:rPr>
-          <w:b/>
-          <w:bCs/>
-        </w:rPr>
-        <w:t xml:space="preserve">Подключённые услуги</w:t>
-      </w:r>
-      <w:r>
-        <w:t xml:space="preserve"> — карточки ассистентов: статус, метрики (Закрыто ИИ %, Эскалации %, ср. длительность), принято звонков за месяц, дата подключения, менеджер, «Подробнее» → дашборд.</w:t>
+        <w:t xml:space="preserve">6. Формулы расчётов</w:t>
+      </w:r>
+    </w:p>
+    <w:p>
+      <w:pPr>
+        <w:pStyle w:val="Heading2"/>
+      </w:pPr>
+      <w:r>
+        <w:t xml:space="preserve">6.1. Проценты KPI</w:t>
+      </w:r>
+    </w:p>
+    <w:p>
+      <w:pPr>
+        <w:pStyle w:val="ListParagraph"/>
+        <w:numPr>
+          <w:ilvl w:val="0"/>
+          <w:numId w:val="2"/>
+        </w:numPr>
+        <w:spacing w:after="60"/>
+      </w:pPr>
+      <w:r>
+        <w:t xml:space="preserve">Закрыто ИИ % = aiClosed / total × 100</w:t>
+      </w:r>
+    </w:p>
+    <w:p>
+      <w:pPr>
+        <w:pStyle w:val="ListParagraph"/>
+        <w:numPr>
+          <w:ilvl w:val="0"/>
+          <w:numId w:val="2"/>
+        </w:numPr>
+        <w:spacing w:after="60"/>
+      </w:pPr>
+      <w:r>
+        <w:t xml:space="preserve">Эскалации % = escalated / total × 100</w:t>
+      </w:r>
+    </w:p>
+    <w:p>
+      <w:pPr>
+        <w:pStyle w:val="ListParagraph"/>
+        <w:numPr>
+          <w:ilvl w:val="0"/>
+          <w:numId w:val="2"/>
+        </w:numPr>
+        <w:spacing w:after="60"/>
+      </w:pPr>
+      <w:r>
+        <w:t xml:space="preserve">Целевые = total − nontarget; доля целевых = целевые / total</w:t>
+      </w:r>
+    </w:p>
+    <w:p>
+      <w:pPr>
+        <w:pStyle w:val="ListParagraph"/>
+        <w:numPr>
+          <w:ilvl w:val="0"/>
+          <w:numId w:val="2"/>
+        </w:numPr>
+        <w:spacing w:after="60"/>
+      </w:pPr>
+      <w:r>
+        <w:t xml:space="preserve">Конверсия = заявки / целевые × 100</w:t>
+      </w:r>
+    </w:p>
+    <w:p>
+      <w:pPr>
+        <w:pStyle w:val="Heading2"/>
+      </w:pPr>
+      <w:r>
+        <w:t xml:space="preserve">6.2. К оплате (чип в шапке)</w:t>
       </w:r>
     </w:p>
     <w:p>
@@ -914,28 +1630,7 @@
           <w:b/>
           <w:bCs/>
         </w:rPr>
-        <w:t xml:space="preserve">Из систем: </w:t>
-      </w:r>
-      <w:r>
-        <w:t xml:space="preserve">метрики ассистента за текущий месяц. </w:t>
-      </w:r>
-      <w:r>
-        <w:rPr>
-          <w:b/>
-          <w:bCs/>
-        </w:rPr>
-        <w:t xml:space="preserve">Из админки: </w:t>
-      </w:r>
-      <w:r>
-        <w:t xml:space="preserve">какие рекомендации показывать, данные ассистентов, менеджер.</w:t>
-      </w:r>
-    </w:p>
-    <w:p>
-      <w:pPr>
-        <w:pStyle w:val="Heading1"/>
-      </w:pPr>
-      <w:r>
-        <w:t xml:space="preserve">5. Дашборд услуги (/dashboard)</w:t>
+        <w:t xml:space="preserve">к оплате = минуты_за_месяц × цена_минуты + стоимость_сопровождения</w:t>
       </w:r>
     </w:p>
     <w:p>
@@ -943,7 +1638,93 @@
         <w:spacing w:after="120"/>
       </w:pPr>
       <w:r>
-        <w:t xml:space="preserve">Шапка-карточка услуги: название линии, статус (Активна), номер линии, блок «Тест ассистента» (звонок в браузере, WebRTC — на интеграции), блок «Менеджер» (ФИО, фото, телефон, e-mail — из справочника менеджеров, §7), блок «Отчёты» (Скачать за месяц = PDF/печать, Архив → /reports). Раскрывающийся блок «Условия и состав услуги» (по умолчанию свёрнут): № договора, контрагент, график работы, что входит — всё из админки. На мобиле три блока показываются внутри «Условия и состав».</w:t>
+        <w:t xml:space="preserve">цена_минуты и стоимость_сопровождения — из админки (тариф клиента). Текущие значения прототипа: 13,5 ₽/мин и 14 800 ₽/мес.</w:t>
+      </w:r>
+    </w:p>
+    <w:p>
+      <w:pPr>
+        <w:pStyle w:val="Heading2"/>
+      </w:pPr>
+      <w:r>
+        <w:t xml:space="preserve">6.3. ROI / экономия (с учётом занятости оператора)</w:t>
+      </w:r>
+    </w:p>
+    <w:p>
+      <w:pPr>
+        <w:pStyle w:val="ListParagraph"/>
+        <w:numPr>
+          <w:ilvl w:val="0"/>
+          <w:numId w:val="2"/>
+        </w:numPr>
+        <w:spacing w:after="60"/>
+      </w:pPr>
+      <w:r>
+        <w:t xml:space="preserve">разговорные_минуты = Σ(aiClosed × avgDialogSec) / 60 — чистое время диалогов, закрытых ИИ</w:t>
+      </w:r>
+    </w:p>
+    <w:p>
+      <w:pPr>
+        <w:pStyle w:val="ListParagraph"/>
+        <w:numPr>
+          <w:ilvl w:val="0"/>
+          <w:numId w:val="2"/>
+        </w:numPr>
+        <w:spacing w:after="60"/>
+      </w:pPr>
+      <w:r>
+        <w:t xml:space="preserve">занятость_оператора (occupancy) — из админки, по умолчанию 0,7 (оператор в разговоре ~70% оплачиваемого времени)</w:t>
+      </w:r>
+    </w:p>
+    <w:p>
+      <w:pPr>
+        <w:pStyle w:val="ListParagraph"/>
+        <w:numPr>
+          <w:ilvl w:val="0"/>
+          <w:numId w:val="2"/>
+        </w:numPr>
+        <w:spacing w:after="60"/>
+      </w:pPr>
+      <w:r>
+        <w:t xml:space="preserve">сэкономленные_оплачиваемые_минуты = разговорные_минуты / занятость</w:t>
+      </w:r>
+    </w:p>
+    <w:p>
+      <w:pPr>
+        <w:pStyle w:val="ListParagraph"/>
+        <w:numPr>
+          <w:ilvl w:val="0"/>
+          <w:numId w:val="2"/>
+        </w:numPr>
+        <w:spacing w:after="60"/>
+      </w:pPr>
+      <w:r>
+        <w:t xml:space="preserve">экономия_₽ = (сэкономленные_минуты / 60) × ставка_оператора_в_час</w:t>
+      </w:r>
+    </w:p>
+    <w:p>
+      <w:pPr>
+        <w:pStyle w:val="ListParagraph"/>
+        <w:numPr>
+          <w:ilvl w:val="0"/>
+          <w:numId w:val="2"/>
+        </w:numPr>
+        <w:spacing w:after="60"/>
+      </w:pPr>
+      <w:r>
+        <w:t xml:space="preserve">ставка_оператора_в_час — из админки (по умолчанию 350 ₽/час)</w:t>
+      </w:r>
+    </w:p>
+    <w:p>
+      <w:pPr>
+        <w:pStyle w:val="ListParagraph"/>
+        <w:numPr>
+          <w:ilvl w:val="0"/>
+          <w:numId w:val="2"/>
+        </w:numPr>
+        <w:spacing w:after="60"/>
+      </w:pPr>
+      <w:r>
+        <w:t xml:space="preserve">стоимость_диалога_ИИ = (avgDurationSec / 60) × цена_минуты</w:t>
       </w:r>
     </w:p>
     <w:p>
@@ -955,10 +1736,10 @@
           <w:b/>
           <w:bCs/>
         </w:rPr>
-        <w:t xml:space="preserve">Вкладки: </w:t>
-      </w:r>
-      <w:r>
-        <w:t xml:space="preserve">Отчёты · База знаний · Диалоги (вкладка «Аналитика» сейчас скрыта).</w:t>
+        <w:t xml:space="preserve">Смысл: </w:t>
+      </w:r>
+      <w:r>
+        <w:t xml:space="preserve">оператор не загружен на 100%, поэтому для покрытия N разговорных минут ему нужно больше оплачиваемого времени — экономия считается от оплачиваемого времени, а не 1:1.</w:t>
       </w:r>
     </w:p>
     <w:p>
@@ -966,730 +1747,6 @@
         <w:pStyle w:val="Heading2"/>
       </w:pPr>
       <w:r>
-        <w:t xml:space="preserve">5.1. Вкладка «Отчёты»</w:t>
-      </w:r>
-    </w:p>
-    <w:p>
-      <w:pPr>
-        <w:spacing w:after="120"/>
-      </w:pPr>
-      <w:r>
-        <w:t xml:space="preserve">Переключатель периода (§1). По умолчанию период = </w:t>
-      </w:r>
-      <w:r>
-        <w:rPr>
-          <w:b/>
-          <w:bCs/>
-        </w:rPr>
-        <w:t xml:space="preserve">Месяц (MTD)</w:t>
-      </w:r>
-      <w:r>
-        <w:t xml:space="preserve">.</w:t>
-      </w:r>
-    </w:p>
-    <w:p>
-      <w:pPr>
-        <w:pStyle w:val="Heading3"/>
-      </w:pPr>
-      <w:r>
-        <w:t xml:space="preserve">KPI-сводка (5 карточек)</w:t>
-      </w:r>
-    </w:p>
-    <w:p>
-      <w:pPr>
-        <w:pStyle w:val="ListParagraph"/>
-        <w:numPr>
-          <w:ilvl w:val="0"/>
-          <w:numId w:val="3"/>
-        </w:numPr>
-        <w:spacing w:after="60"/>
-      </w:pPr>
-      <w:r>
-        <w:rPr>
-          <w:b/>
-          <w:bCs/>
-        </w:rPr>
-        <w:t xml:space="preserve">Всего обращений</w:t>
-      </w:r>
-      <w:r>
-        <w:t xml:space="preserve"> = total за период.</w:t>
-      </w:r>
-    </w:p>
-    <w:p>
-      <w:pPr>
-        <w:pStyle w:val="ListParagraph"/>
-        <w:numPr>
-          <w:ilvl w:val="0"/>
-          <w:numId w:val="3"/>
-        </w:numPr>
-        <w:spacing w:after="60"/>
-      </w:pPr>
-      <w:r>
-        <w:rPr>
-          <w:b/>
-          <w:bCs/>
-        </w:rPr>
-        <w:t xml:space="preserve">Закрыто ИИ</w:t>
-      </w:r>
-      <w:r>
-        <w:t xml:space="preserve"> = aiClosed; % = aiClosed / total. (Доведено ассистентом без перевода.)</w:t>
-      </w:r>
-    </w:p>
-    <w:p>
-      <w:pPr>
-        <w:pStyle w:val="ListParagraph"/>
-        <w:numPr>
-          <w:ilvl w:val="0"/>
-          <w:numId w:val="3"/>
-        </w:numPr>
-        <w:spacing w:after="60"/>
-      </w:pPr>
-      <w:r>
-        <w:rPr>
-          <w:b/>
-          <w:bCs/>
-        </w:rPr>
-        <w:t xml:space="preserve">Эскалации</w:t>
-      </w:r>
-      <w:r>
-        <w:t xml:space="preserve"> = escalated; % = escalated / total (меньше — лучше).</w:t>
-      </w:r>
-    </w:p>
-    <w:p>
-      <w:pPr>
-        <w:pStyle w:val="ListParagraph"/>
-        <w:numPr>
-          <w:ilvl w:val="0"/>
-          <w:numId w:val="3"/>
-        </w:numPr>
-        <w:spacing w:after="60"/>
-      </w:pPr>
-      <w:r>
-        <w:rPr>
-          <w:b/>
-          <w:bCs/>
-        </w:rPr>
-        <w:t xml:space="preserve">Средняя длительность</w:t>
-      </w:r>
-      <w:r>
-        <w:t xml:space="preserve"> = avgDurationSec (меньше — лучше).</w:t>
-      </w:r>
-    </w:p>
-    <w:p>
-      <w:pPr>
-        <w:pStyle w:val="ListParagraph"/>
-        <w:numPr>
-          <w:ilvl w:val="0"/>
-          <w:numId w:val="3"/>
-        </w:numPr>
-        <w:spacing w:after="60"/>
-      </w:pPr>
-      <w:r>
-        <w:rPr>
-          <w:b/>
-          <w:bCs/>
-        </w:rPr>
-        <w:t xml:space="preserve">Минут за период</w:t>
-      </w:r>
-      <w:r>
-        <w:t xml:space="preserve"> = суммарная длительность обработанных диалогов (поминутная тарификация).</w:t>
-      </w:r>
-    </w:p>
-    <w:p>
-      <w:pPr>
-        <w:pStyle w:val="ListParagraph"/>
-        <w:numPr>
-          <w:ilvl w:val="0"/>
-          <w:numId w:val="3"/>
-        </w:numPr>
-        <w:spacing w:after="60"/>
-      </w:pPr>
-      <w:r>
-        <w:t xml:space="preserve">У каждой карточки — дельта к периоду-сравнения.</w:t>
-      </w:r>
-    </w:p>
-    <w:p>
-      <w:pPr>
-        <w:pStyle w:val="Heading3"/>
-      </w:pPr>
-      <w:r>
-        <w:t xml:space="preserve">Блоки вкладки «Отчёты»</w:t>
-      </w:r>
-    </w:p>
-    <w:p>
-      <w:pPr>
-        <w:pStyle w:val="ListParagraph"/>
-        <w:numPr>
-          <w:ilvl w:val="0"/>
-          <w:numId w:val="3"/>
-        </w:numPr>
-        <w:spacing w:after="60"/>
-      </w:pPr>
-      <w:r>
-        <w:rPr>
-          <w:b/>
-          <w:bCs/>
-        </w:rPr>
-        <w:t xml:space="preserve">ИИ vs оператор: </w:t>
-      </w:r>
-      <w:r>
-        <w:t xml:space="preserve">сплит-бар (доля закрыто ИИ vs передано оператору) + «Причины перевода на оператора» (количество и доля от эскалаций; набор причин и распределение — из систем, нормируются: сумма = escalated).</w:t>
-      </w:r>
-    </w:p>
-    <w:p>
-      <w:pPr>
-        <w:pStyle w:val="ListParagraph"/>
-        <w:numPr>
-          <w:ilvl w:val="0"/>
-          <w:numId w:val="3"/>
-        </w:numPr>
-        <w:spacing w:after="60"/>
-      </w:pPr>
-      <w:r>
-        <w:rPr>
-          <w:b/>
-          <w:bCs/>
-        </w:rPr>
-        <w:t xml:space="preserve">Тематика обращений: </w:t>
-      </w:r>
-      <w:r>
-        <w:t xml:space="preserve">топ-тем «о чём звонят» — count по теме + дельта. Классификатор тем — из систем.</w:t>
-      </w:r>
-    </w:p>
-    <w:p>
-      <w:pPr>
-        <w:pStyle w:val="ListParagraph"/>
-        <w:numPr>
-          <w:ilvl w:val="0"/>
-          <w:numId w:val="3"/>
-        </w:numPr>
-        <w:spacing w:after="60"/>
-      </w:pPr>
-      <w:r>
-        <w:rPr>
-          <w:b/>
-          <w:bCs/>
-        </w:rPr>
-        <w:t xml:space="preserve">Все обращения: </w:t>
-      </w:r>
-      <w:r>
-        <w:t xml:space="preserve">total + Целевые/Нецелевые. Целевые = total − nontarget.</w:t>
-      </w:r>
-    </w:p>
-    <w:p>
-      <w:pPr>
-        <w:pStyle w:val="ListParagraph"/>
-        <w:numPr>
-          <w:ilvl w:val="0"/>
-          <w:numId w:val="3"/>
-        </w:numPr>
-        <w:spacing w:after="60"/>
-      </w:pPr>
-      <w:r>
-        <w:rPr>
-          <w:b/>
-          <w:bCs/>
-        </w:rPr>
-        <w:t xml:space="preserve">Конверсия в заявки: </w:t>
-      </w:r>
-      <w:r>
-        <w:t xml:space="preserve">% = заявки / целевые. Заявки (брони/лиды) и целевые — из систем.</w:t>
-      </w:r>
-    </w:p>
-    <w:p>
-      <w:pPr>
-        <w:pStyle w:val="ListParagraph"/>
-        <w:numPr>
-          <w:ilvl w:val="0"/>
-          <w:numId w:val="3"/>
-        </w:numPr>
-        <w:spacing w:after="60"/>
-      </w:pPr>
-      <w:r>
-        <w:rPr>
-          <w:b/>
-          <w:bCs/>
-        </w:rPr>
-        <w:t xml:space="preserve">Почасовая карта нагрузки: </w:t>
-      </w:r>
-      <w:r>
-        <w:t xml:space="preserve">матрица 7 дней × 24 часа, число звонков в ячейке. Свой селектор Неделя/Месяц/Квартал (бэкенд отдаёт агрегат за период). Цвет — относительная интенсивность.</w:t>
-      </w:r>
-    </w:p>
-    <w:p>
-      <w:pPr>
-        <w:pStyle w:val="ListParagraph"/>
-        <w:numPr>
-          <w:ilvl w:val="0"/>
-          <w:numId w:val="3"/>
-        </w:numPr>
-        <w:spacing w:after="60"/>
-      </w:pPr>
-      <w:r>
-        <w:rPr>
-          <w:b/>
-          <w:bCs/>
-        </w:rPr>
-        <w:t xml:space="preserve">Месяц к месяцу: </w:t>
-      </w:r>
-      <w:r>
-        <w:t xml:space="preserve">режим «Закрытые» — два последних завершённых месяца; режим «Текущий MTD» — текущий месяц на тек. дату vs те же даты прошлого месяца (формула §6.4). Метрики: Входящие, Обработано ИИ, Эскалаций, Доля эскалаций, Ср. время диалога, Длительность разговоров (мин).</w:t>
-      </w:r>
-    </w:p>
-    <w:p>
-      <w:pPr>
-        <w:pStyle w:val="ListParagraph"/>
-        <w:numPr>
-          <w:ilvl w:val="0"/>
-          <w:numId w:val="3"/>
-        </w:numPr>
-        <w:spacing w:after="60"/>
-      </w:pPr>
-      <w:r>
-        <w:rPr>
-          <w:b/>
-          <w:bCs/>
-        </w:rPr>
-        <w:t xml:space="preserve">Помесячная динамика: </w:t>
-      </w:r>
-      <w:r>
-        <w:t xml:space="preserve">график за 12 месяцев (входящие и обработано ИИ).</w:t>
-      </w:r>
-    </w:p>
-    <w:p>
-      <w:pPr>
-        <w:pStyle w:val="ListParagraph"/>
-        <w:numPr>
-          <w:ilvl w:val="0"/>
-          <w:numId w:val="3"/>
-        </w:numPr>
-        <w:spacing w:after="60"/>
-      </w:pPr>
-      <w:r>
-        <w:rPr>
-          <w:b/>
-          <w:bCs/>
-        </w:rPr>
-        <w:t xml:space="preserve">Годовой отчёт по месяцам: </w:t>
-      </w:r>
-      <w:r>
-        <w:t xml:space="preserve">таблица по месяцам + переключатель года. Текущий месяц подсвечен зелёным и помечен «на тек. дату» (неполный). Внизу — авто-вывод.</w:t>
-      </w:r>
-    </w:p>
-    <w:p>
-      <w:pPr>
-        <w:pStyle w:val="ListParagraph"/>
-        <w:numPr>
-          <w:ilvl w:val="0"/>
-          <w:numId w:val="3"/>
-        </w:numPr>
-        <w:spacing w:after="60"/>
-      </w:pPr>
-      <w:r>
-        <w:rPr>
-          <w:b/>
-          <w:bCs/>
-        </w:rPr>
-        <w:t xml:space="preserve">Статус интеграций: </w:t>
-      </w:r>
-      <w:r>
-        <w:t xml:space="preserve">подключённые системы (Restoplace и т.п.) с числом действий за период (свой селектор Месяц/Квартал/Год) + лента последних действий ассистента. Интеграции и действия — из систем.</w:t>
-      </w:r>
-    </w:p>
-    <w:p>
-      <w:pPr>
-        <w:pStyle w:val="ListParagraph"/>
-        <w:numPr>
-          <w:ilvl w:val="0"/>
-          <w:numId w:val="3"/>
-        </w:numPr>
-        <w:spacing w:after="60"/>
-      </w:pPr>
-      <w:r>
-        <w:rPr>
-          <w:b/>
-          <w:bCs/>
-        </w:rPr>
-        <w:t xml:space="preserve">ROI / экономия: </w:t>
-      </w:r>
-      <w:r>
-        <w:t xml:space="preserve">свой селектор Месяц/Квартал/Год; формула §6.3.</w:t>
-      </w:r>
-    </w:p>
-    <w:p>
-      <w:pPr>
-        <w:pStyle w:val="Heading2"/>
-      </w:pPr>
-      <w:r>
-        <w:t xml:space="preserve">5.2. Вкладка «База знаний»</w:t>
-      </w:r>
-    </w:p>
-    <w:p>
-      <w:pPr>
-        <w:spacing w:after="120"/>
-      </w:pPr>
-      <w:r>
-        <w:t xml:space="preserve">На основе чего ассистент отвечает. Разделы-аккордеоны (по умолчанию все свёрнуты), цветные шапки. Внутри — сплошной текст (менеджер вставляет как есть; поддержка **жирного** и списков). У раздела — источник и дата обновления. Внизу CTA «Нужно изменить базу знаний? → Написать менеджеру».</w:t>
-      </w:r>
-    </w:p>
-    <w:p>
-      <w:pPr>
-        <w:spacing w:after="120"/>
-      </w:pPr>
-      <w:r>
-        <w:rPr>
-          <w:b/>
-          <w:bCs/>
-        </w:rPr>
-        <w:t xml:space="preserve">Из админки: </w:t>
-      </w:r>
-      <w:r>
-        <w:t xml:space="preserve">весь контент базы по разделам, источники, даты, статус «активна».</w:t>
-      </w:r>
-    </w:p>
-    <w:p>
-      <w:pPr>
-        <w:pStyle w:val="Heading2"/>
-      </w:pPr>
-      <w:r>
-        <w:t xml:space="preserve">5.3. Вкладка «Диалоги»</w:t>
-      </w:r>
-    </w:p>
-    <w:p>
-      <w:pPr>
-        <w:spacing w:after="120"/>
-      </w:pPr>
-      <w:r>
-        <w:t xml:space="preserve">Журнал звонков. Фильтры: период (§1), сегмент Все / Закрыто ИИ / Эскалации, поиск (номер/тема). Пагинация по 20.</w:t>
-      </w:r>
-    </w:p>
-    <w:p>
-      <w:pPr>
-        <w:spacing w:after="120"/>
-      </w:pPr>
-      <w:r>
-        <w:rPr>
-          <w:b/>
-          <w:bCs/>
-        </w:rPr>
-        <w:t xml:space="preserve">Колонки: </w:t>
-      </w:r>
-      <w:r>
-        <w:t xml:space="preserve">Время, Номер (маскированный), Тема, Тип (классификация), Эскалация (да/нет + причина), Длит., Результат (в CRM), Действие («Открыть»).</w:t>
-      </w:r>
-    </w:p>
-    <w:p>
-      <w:pPr>
-        <w:spacing w:after="120"/>
-      </w:pPr>
-      <w:r>
-        <w:rPr>
-          <w:b/>
-          <w:bCs/>
-        </w:rPr>
-        <w:t xml:space="preserve">Карточка вызова </w:t>
-      </w:r>
-      <w:r>
-        <w:t xml:space="preserve">(модальное окно по центру экрана), 3 колонки:</w:t>
-      </w:r>
-    </w:p>
-    <w:p>
-      <w:pPr>
-        <w:pStyle w:val="ListParagraph"/>
-        <w:numPr>
-          <w:ilvl w:val="0"/>
-          <w:numId w:val="3"/>
-        </w:numPr>
-        <w:spacing w:after="60"/>
-      </w:pPr>
-      <w:r>
-        <w:rPr>
-          <w:b/>
-          <w:bCs/>
-        </w:rPr>
-        <w:t xml:space="preserve">Информация о вызове: </w:t>
-      </w:r>
-      <w:r>
-        <w:t xml:space="preserve">UID, номер звонящего, номер назначения, линия, Ассистент (ИИ, не оператор), Ожидание ответа = «менее 1 сек», длительность, тема. Холда (Hold) нет.</w:t>
-      </w:r>
-    </w:p>
-    <w:p>
-      <w:pPr>
-        <w:pStyle w:val="ListParagraph"/>
-        <w:numPr>
-          <w:ilvl w:val="0"/>
-          <w:numId w:val="3"/>
-        </w:numPr>
-        <w:spacing w:after="60"/>
-      </w:pPr>
-      <w:r>
-        <w:rPr>
-          <w:b/>
-          <w:bCs/>
-        </w:rPr>
-        <w:t xml:space="preserve">ИИ-карточка вызова: </w:t>
-      </w:r>
-      <w:r>
-        <w:t xml:space="preserve">ФИО клиента, phone_number, суть обращения, категория, подкатегория (заполняет ИИ при разборе диалога).</w:t>
-      </w:r>
-    </w:p>
-    <w:p>
-      <w:pPr>
-        <w:pStyle w:val="ListParagraph"/>
-        <w:numPr>
-          <w:ilvl w:val="0"/>
-          <w:numId w:val="3"/>
-        </w:numPr>
-        <w:spacing w:after="60"/>
-      </w:pPr>
-      <w:r>
-        <w:rPr>
-          <w:b/>
-          <w:bCs/>
-        </w:rPr>
-        <w:t xml:space="preserve">Стенограмма: </w:t>
-      </w:r>
-      <w:r>
-        <w:t xml:space="preserve">реплики ассистент/клиент с таймкодами.</w:t>
-      </w:r>
-    </w:p>
-    <w:p>
-      <w:pPr>
-        <w:pStyle w:val="ListParagraph"/>
-        <w:numPr>
-          <w:ilvl w:val="0"/>
-          <w:numId w:val="3"/>
-        </w:numPr>
-        <w:spacing w:after="60"/>
-      </w:pPr>
-      <w:r>
-        <w:rPr>
-          <w:b/>
-          <w:bCs/>
-        </w:rPr>
-        <w:t xml:space="preserve">Запись разговора: </w:t>
-      </w:r>
-      <w:r>
-        <w:t xml:space="preserve">плеер + «Скачать запись» + «Скопировать ссылку».</w:t>
-      </w:r>
-    </w:p>
-    <w:p>
-      <w:pPr>
-        <w:spacing w:after="120"/>
-      </w:pPr>
-      <w:r>
-        <w:rPr>
-          <w:b/>
-          <w:bCs/>
-        </w:rPr>
-        <w:t xml:space="preserve">Из систем: </w:t>
-      </w:r>
-      <w:r>
-        <w:t xml:space="preserve">все поля вызова, ИИ-карточка, стенограмма, аудиозапись.</w:t>
-      </w:r>
-    </w:p>
-    <w:p>
-      <w:pPr>
-        <w:pStyle w:val="Heading1"/>
-      </w:pPr>
-      <w:r>
-        <w:t xml:space="preserve">6. Формулы расчётов</w:t>
-      </w:r>
-    </w:p>
-    <w:p>
-      <w:pPr>
-        <w:pStyle w:val="Heading2"/>
-      </w:pPr>
-      <w:r>
-        <w:t xml:space="preserve">6.1. Проценты KPI</w:t>
-      </w:r>
-    </w:p>
-    <w:p>
-      <w:pPr>
-        <w:pStyle w:val="ListParagraph"/>
-        <w:numPr>
-          <w:ilvl w:val="0"/>
-          <w:numId w:val="3"/>
-        </w:numPr>
-        <w:spacing w:after="60"/>
-      </w:pPr>
-      <w:r>
-        <w:t xml:space="preserve">Закрыто ИИ % = aiClosed / total × 100</w:t>
-      </w:r>
-    </w:p>
-    <w:p>
-      <w:pPr>
-        <w:pStyle w:val="ListParagraph"/>
-        <w:numPr>
-          <w:ilvl w:val="0"/>
-          <w:numId w:val="3"/>
-        </w:numPr>
-        <w:spacing w:after="60"/>
-      </w:pPr>
-      <w:r>
-        <w:t xml:space="preserve">Эскалации % = escalated / total × 100</w:t>
-      </w:r>
-    </w:p>
-    <w:p>
-      <w:pPr>
-        <w:pStyle w:val="ListParagraph"/>
-        <w:numPr>
-          <w:ilvl w:val="0"/>
-          <w:numId w:val="3"/>
-        </w:numPr>
-        <w:spacing w:after="60"/>
-      </w:pPr>
-      <w:r>
-        <w:t xml:space="preserve">Целевые = total − nontarget; доля целевых = целевые / total</w:t>
-      </w:r>
-    </w:p>
-    <w:p>
-      <w:pPr>
-        <w:pStyle w:val="ListParagraph"/>
-        <w:numPr>
-          <w:ilvl w:val="0"/>
-          <w:numId w:val="3"/>
-        </w:numPr>
-        <w:spacing w:after="60"/>
-      </w:pPr>
-      <w:r>
-        <w:t xml:space="preserve">Конверсия = заявки / целевые × 100</w:t>
-      </w:r>
-    </w:p>
-    <w:p>
-      <w:pPr>
-        <w:pStyle w:val="Heading2"/>
-      </w:pPr>
-      <w:r>
-        <w:t xml:space="preserve">6.2. К оплате (чип в шапке)</w:t>
-      </w:r>
-    </w:p>
-    <w:p>
-      <w:pPr>
-        <w:spacing w:after="120"/>
-      </w:pPr>
-      <w:r>
-        <w:rPr>
-          <w:b/>
-          <w:bCs/>
-        </w:rPr>
-        <w:t xml:space="preserve">к оплате = минуты_за_месяц × цена_минуты + стоимость_сопровождения</w:t>
-      </w:r>
-    </w:p>
-    <w:p>
-      <w:pPr>
-        <w:spacing w:after="120"/>
-      </w:pPr>
-      <w:r>
-        <w:t xml:space="preserve">цена_минуты и стоимость_сопровождения — из админки (тариф клиента). Текущие значения прототипа: 13,5 ₽/мин и 14 800 ₽/мес.</w:t>
-      </w:r>
-    </w:p>
-    <w:p>
-      <w:pPr>
-        <w:pStyle w:val="Heading2"/>
-      </w:pPr>
-      <w:r>
-        <w:t xml:space="preserve">6.3. ROI / экономия (с учётом занятости оператора)</w:t>
-      </w:r>
-    </w:p>
-    <w:p>
-      <w:pPr>
-        <w:pStyle w:val="ListParagraph"/>
-        <w:numPr>
-          <w:ilvl w:val="0"/>
-          <w:numId w:val="3"/>
-        </w:numPr>
-        <w:spacing w:after="60"/>
-      </w:pPr>
-      <w:r>
-        <w:t xml:space="preserve">разговорные_минуты = Σ(aiClosed × avgDialogSec) / 60 — чистое время диалогов, закрытых ИИ</w:t>
-      </w:r>
-    </w:p>
-    <w:p>
-      <w:pPr>
-        <w:pStyle w:val="ListParagraph"/>
-        <w:numPr>
-          <w:ilvl w:val="0"/>
-          <w:numId w:val="3"/>
-        </w:numPr>
-        <w:spacing w:after="60"/>
-      </w:pPr>
-      <w:r>
-        <w:t xml:space="preserve">занятость_оператора (occupancy) — из админки, по умолчанию 0,7 (оператор в разговоре ~70% оплачиваемого времени)</w:t>
-      </w:r>
-    </w:p>
-    <w:p>
-      <w:pPr>
-        <w:pStyle w:val="ListParagraph"/>
-        <w:numPr>
-          <w:ilvl w:val="0"/>
-          <w:numId w:val="3"/>
-        </w:numPr>
-        <w:spacing w:after="60"/>
-      </w:pPr>
-      <w:r>
-        <w:t xml:space="preserve">сэкономленные_оплачиваемые_минуты = разговорные_минуты / занятость</w:t>
-      </w:r>
-    </w:p>
-    <w:p>
-      <w:pPr>
-        <w:pStyle w:val="ListParagraph"/>
-        <w:numPr>
-          <w:ilvl w:val="0"/>
-          <w:numId w:val="3"/>
-        </w:numPr>
-        <w:spacing w:after="60"/>
-      </w:pPr>
-      <w:r>
-        <w:t xml:space="preserve">экономия_₽ = (сэкономленные_минуты / 60) × ставка_оператора_в_час</w:t>
-      </w:r>
-    </w:p>
-    <w:p>
-      <w:pPr>
-        <w:pStyle w:val="ListParagraph"/>
-        <w:numPr>
-          <w:ilvl w:val="0"/>
-          <w:numId w:val="3"/>
-        </w:numPr>
-        <w:spacing w:after="60"/>
-      </w:pPr>
-      <w:r>
-        <w:t xml:space="preserve">ставка_оператора_в_час — из админки (по умолчанию 350 ₽/час)</w:t>
-      </w:r>
-    </w:p>
-    <w:p>
-      <w:pPr>
-        <w:pStyle w:val="ListParagraph"/>
-        <w:numPr>
-          <w:ilvl w:val="0"/>
-          <w:numId w:val="3"/>
-        </w:numPr>
-        <w:spacing w:after="60"/>
-      </w:pPr>
-      <w:r>
-        <w:t xml:space="preserve">стоимость_диалога_ИИ = (avgDurationSec / 60) × цена_минуты</w:t>
-      </w:r>
-    </w:p>
-    <w:p>
-      <w:pPr>
-        <w:spacing w:after="120"/>
-      </w:pPr>
-      <w:r>
-        <w:rPr>
-          <w:b/>
-          <w:bCs/>
-        </w:rPr>
-        <w:t xml:space="preserve">Смысл: </w:t>
-      </w:r>
-      <w:r>
-        <w:t xml:space="preserve">оператор не загружен на 100%, поэтому для покрытия N разговорных минут ему нужно больше оплачиваемого времени — экономия считается от оплачиваемого времени, а не 1:1.</w:t>
-      </w:r>
-    </w:p>
-    <w:p>
-      <w:pPr>
-        <w:pStyle w:val="Heading2"/>
-      </w:pPr>
-      <w:r>
         <w:t xml:space="preserve">6.4. MTD-сравнение</w:t>
       </w:r>
     </w:p>
@@ -1698,7 +1755,7 @@
         <w:pStyle w:val="ListParagraph"/>
         <w:numPr>
           <w:ilvl w:val="0"/>
-          <w:numId w:val="3"/>
+          <w:numId w:val="2"/>
         </w:numPr>
         <w:spacing w:after="60"/>
       </w:pPr>
@@ -1711,7 +1768,7 @@
         <w:pStyle w:val="ListParagraph"/>
         <w:numPr>
           <w:ilvl w:val="0"/>
-          <w:numId w:val="3"/>
+          <w:numId w:val="2"/>
         </w:numPr>
         <w:spacing w:after="60"/>
       </w:pPr>
@@ -2364,7 +2421,7 @@
         <w:pStyle w:val="ListParagraph"/>
         <w:numPr>
           <w:ilvl w:val="0"/>
-          <w:numId w:val="3"/>
+          <w:numId w:val="2"/>
         </w:numPr>
         <w:spacing w:after="60"/>
       </w:pPr>
@@ -2394,7 +2451,7 @@
         <w:pStyle w:val="ListParagraph"/>
         <w:numPr>
           <w:ilvl w:val="0"/>
-          <w:numId w:val="3"/>
+          <w:numId w:val="2"/>
         </w:numPr>
         <w:spacing w:after="60"/>
       </w:pPr>
@@ -2424,7 +2481,7 @@
         <w:pStyle w:val="ListParagraph"/>
         <w:numPr>
           <w:ilvl w:val="0"/>
-          <w:numId w:val="3"/>
+          <w:numId w:val="2"/>
         </w:numPr>
         <w:spacing w:after="60"/>
       </w:pPr>
@@ -2508,7 +2565,7 @@
         <w:pStyle w:val="ListParagraph"/>
         <w:numPr>
           <w:ilvl w:val="0"/>
-          <w:numId w:val="3"/>
+          <w:numId w:val="2"/>
         </w:numPr>
         <w:spacing w:after="60"/>
       </w:pPr>
@@ -2521,7 +2578,7 @@
         <w:pStyle w:val="ListParagraph"/>
         <w:numPr>
           <w:ilvl w:val="0"/>
-          <w:numId w:val="3"/>
+          <w:numId w:val="2"/>
         </w:numPr>
         <w:spacing w:after="60"/>
       </w:pPr>
@@ -2534,7 +2591,7 @@
         <w:pStyle w:val="ListParagraph"/>
         <w:numPr>
           <w:ilvl w:val="0"/>
-          <w:numId w:val="3"/>
+          <w:numId w:val="2"/>
         </w:numPr>
         <w:spacing w:after="60"/>
       </w:pPr>
@@ -2592,7 +2649,7 @@
         <w:pStyle w:val="ListParagraph"/>
         <w:numPr>
           <w:ilvl w:val="0"/>
-          <w:numId w:val="3"/>
+          <w:numId w:val="2"/>
         </w:numPr>
         <w:spacing w:after="60"/>
       </w:pPr>
@@ -2605,7 +2662,7 @@
         <w:pStyle w:val="ListParagraph"/>
         <w:numPr>
           <w:ilvl w:val="0"/>
-          <w:numId w:val="3"/>
+          <w:numId w:val="2"/>
         </w:numPr>
         <w:spacing w:after="60"/>
       </w:pPr>
@@ -2618,7 +2675,7 @@
         <w:pStyle w:val="ListParagraph"/>
         <w:numPr>
           <w:ilvl w:val="0"/>
-          <w:numId w:val="3"/>
+          <w:numId w:val="2"/>
         </w:numPr>
         <w:spacing w:after="60"/>
       </w:pPr>
@@ -2631,7 +2688,7 @@
         <w:pStyle w:val="ListParagraph"/>
         <w:numPr>
           <w:ilvl w:val="0"/>
-          <w:numId w:val="3"/>
+          <w:numId w:val="2"/>
         </w:numPr>
         <w:spacing w:after="60"/>
       </w:pPr>
@@ -2667,7 +2724,7 @@
         <w:pStyle w:val="ListParagraph"/>
         <w:numPr>
           <w:ilvl w:val="0"/>
-          <w:numId w:val="3"/>
+          <w:numId w:val="2"/>
         </w:numPr>
         <w:spacing w:after="60"/>
       </w:pPr>
@@ -2687,7 +2744,7 @@
         <w:pStyle w:val="ListParagraph"/>
         <w:numPr>
           <w:ilvl w:val="0"/>
-          <w:numId w:val="3"/>
+          <w:numId w:val="2"/>
         </w:numPr>
         <w:spacing w:after="60"/>
       </w:pPr>
@@ -2707,7 +2764,7 @@
         <w:pStyle w:val="ListParagraph"/>
         <w:numPr>
           <w:ilvl w:val="0"/>
-          <w:numId w:val="3"/>
+          <w:numId w:val="2"/>
         </w:numPr>
         <w:spacing w:after="60"/>
       </w:pPr>
@@ -2727,7 +2784,7 @@
         <w:pStyle w:val="ListParagraph"/>
         <w:numPr>
           <w:ilvl w:val="0"/>
-          <w:numId w:val="3"/>
+          <w:numId w:val="2"/>
         </w:numPr>
         <w:spacing w:after="60"/>
       </w:pPr>
@@ -2770,7 +2827,7 @@
         <w:pStyle w:val="ListParagraph"/>
         <w:numPr>
           <w:ilvl w:val="0"/>
-          <w:numId w:val="3"/>
+          <w:numId w:val="2"/>
         </w:numPr>
         <w:spacing w:after="60"/>
       </w:pPr>
@@ -2790,7 +2847,7 @@
         <w:pStyle w:val="ListParagraph"/>
         <w:numPr>
           <w:ilvl w:val="0"/>
-          <w:numId w:val="3"/>
+          <w:numId w:val="2"/>
         </w:numPr>
         <w:spacing w:after="60"/>
       </w:pPr>
@@ -2826,7 +2883,7 @@
         <w:pStyle w:val="ListParagraph"/>
         <w:numPr>
           <w:ilvl w:val="0"/>
-          <w:numId w:val="3"/>
+          <w:numId w:val="2"/>
         </w:numPr>
         <w:spacing w:after="60"/>
       </w:pPr>
@@ -2846,7 +2903,7 @@
         <w:pStyle w:val="ListParagraph"/>
         <w:numPr>
           <w:ilvl w:val="0"/>
-          <w:numId w:val="3"/>
+          <w:numId w:val="2"/>
         </w:numPr>
         <w:spacing w:after="60"/>
       </w:pPr>
@@ -2866,7 +2923,7 @@
         <w:pStyle w:val="ListParagraph"/>
         <w:numPr>
           <w:ilvl w:val="0"/>
-          <w:numId w:val="3"/>
+          <w:numId w:val="2"/>
         </w:numPr>
         <w:spacing w:after="60"/>
       </w:pPr>
@@ -2905,7 +2962,7 @@
         <w:pStyle w:val="ListParagraph"/>
         <w:numPr>
           <w:ilvl w:val="0"/>
-          <w:numId w:val="3"/>
+          <w:numId w:val="2"/>
         </w:numPr>
         <w:spacing w:after="60"/>
       </w:pPr>
@@ -2918,7 +2975,7 @@
         <w:pStyle w:val="ListParagraph"/>
         <w:numPr>
           <w:ilvl w:val="0"/>
-          <w:numId w:val="3"/>
+          <w:numId w:val="2"/>
         </w:numPr>
         <w:spacing w:after="60"/>
       </w:pPr>
@@ -2931,7 +2988,7 @@
         <w:pStyle w:val="ListParagraph"/>
         <w:numPr>
           <w:ilvl w:val="0"/>
-          <w:numId w:val="3"/>
+          <w:numId w:val="2"/>
         </w:numPr>
         <w:spacing w:after="60"/>
       </w:pPr>
@@ -2944,7 +3001,7 @@
         <w:pStyle w:val="ListParagraph"/>
         <w:numPr>
           <w:ilvl w:val="0"/>
-          <w:numId w:val="3"/>
+          <w:numId w:val="2"/>
         </w:numPr>
         <w:spacing w:after="60"/>
       </w:pPr>
@@ -2957,7 +3014,7 @@
         <w:pStyle w:val="ListParagraph"/>
         <w:numPr>
           <w:ilvl w:val="0"/>
-          <w:numId w:val="3"/>
+          <w:numId w:val="2"/>
         </w:numPr>
         <w:spacing w:after="60"/>
       </w:pPr>
@@ -2993,7 +3050,7 @@
         <w:pStyle w:val="ListParagraph"/>
         <w:numPr>
           <w:ilvl w:val="0"/>
-          <w:numId w:val="3"/>
+          <w:numId w:val="2"/>
         </w:numPr>
         <w:spacing w:after="60"/>
       </w:pPr>
@@ -3013,7 +3070,7 @@
         <w:pStyle w:val="ListParagraph"/>
         <w:numPr>
           <w:ilvl w:val="0"/>
-          <w:numId w:val="3"/>
+          <w:numId w:val="2"/>
         </w:numPr>
         <w:spacing w:after="60"/>
       </w:pPr>
@@ -3033,7 +3090,7 @@
         <w:pStyle w:val="ListParagraph"/>
         <w:numPr>
           <w:ilvl w:val="0"/>
-          <w:numId w:val="3"/>
+          <w:numId w:val="2"/>
         </w:numPr>
         <w:spacing w:after="60"/>
       </w:pPr>
@@ -3273,13 +3330,13 @@
     </w:lvlOverride>
   </w:num>
   <w:num w:numId="2">
-    <w:abstractNumId w:val="3"/>
+    <w:abstractNumId w:val="2"/>
     <w:lvlOverride w:ilvl="0">
       <w:startOverride w:val="1"/>
     </w:lvlOverride>
   </w:num>
   <w:num w:numId="3">
-    <w:abstractNumId w:val="2"/>
+    <w:abstractNumId w:val="3"/>
     <w:lvlOverride w:ilvl="0">
       <w:startOverride w:val="1"/>
     </w:lvlOverride>

--- a/ТЗ_ЛК_КиберГусли.docx
+++ b/ТЗ_ЛК_КиберГусли.docx
@@ -2340,61 +2340,7 @@
                 <w:b w:val="false"/>
                 <w:bCs w:val="false"/>
               </w:rPr>
-              <w:t xml:space="preserve">какие услуги показывать клиенту + персональный инсайт</w:t>
-            </w:r>
-          </w:p>
-        </w:tc>
-      </w:tr>
-      <w:tr>
-        <w:tc>
-          <w:tcPr>
-            <w:tcW w:type="dxa" w:w="2400"/>
-            <w:tcBorders>
-              <w:top w:val="single" w:color="CCCCCC" w:sz="1"/>
-              <w:left w:val="single" w:color="CCCCCC" w:sz="1"/>
-              <w:bottom w:val="single" w:color="CCCCCC" w:sz="1"/>
-              <w:right w:val="single" w:color="CCCCCC" w:sz="1"/>
-            </w:tcBorders>
-            <w:tcMar>
-              <w:top w:type="dxa" w:w="60"/>
-              <w:left w:type="dxa" w:w="110"/>
-              <w:bottom w:type="dxa" w:w="60"/>
-              <w:right w:type="dxa" w:w="110"/>
-            </w:tcMar>
-          </w:tcPr>
-          <w:p>
-            <w:r>
-              <w:rPr>
-                <w:b w:val="false"/>
-                <w:bCs w:val="false"/>
-              </w:rPr>
-              <w:t xml:space="preserve">Видимость</w:t>
-            </w:r>
-          </w:p>
-        </w:tc>
-        <w:tc>
-          <w:tcPr>
-            <w:tcW w:type="dxa" w:w="6960"/>
-            <w:tcBorders>
-              <w:top w:val="single" w:color="CCCCCC" w:sz="1"/>
-              <w:left w:val="single" w:color="CCCCCC" w:sz="1"/>
-              <w:bottom w:val="single" w:color="CCCCCC" w:sz="1"/>
-              <w:right w:val="single" w:color="CCCCCC" w:sz="1"/>
-            </w:tcBorders>
-            <w:tcMar>
-              <w:top w:type="dxa" w:w="60"/>
-              <w:left w:type="dxa" w:w="110"/>
-              <w:bottom w:type="dxa" w:w="60"/>
-              <w:right w:type="dxa" w:w="110"/>
-            </w:tcMar>
-          </w:tcPr>
-          <w:p>
-            <w:r>
-              <w:rPr>
-                <w:b w:val="false"/>
-                <w:bCs w:val="false"/>
-              </w:rPr>
-              <w:t xml:space="preserve">какие разделы/ассистенты показывать (напр. режим «только аналитика»)</w:t>
+              <w:t xml:space="preserve">какие услуги из каталога показывать конкретному клиенту в разделе «Рекомендуем вам»</w:t>
             </w:r>
           </w:p>
         </w:tc>
@@ -2534,7 +2480,7 @@
         <w:t xml:space="preserve">общий каталог услуг</w:t>
       </w:r>
       <w:r>
-        <w:t xml:space="preserve">, у каждой услуги — чекбокс «рекомендовать этому клиенту» и поле персонального инсайта (напр. «Подходит вашей отрасли — похожие компании уже подключили…»). Клиентский ЛК выводит в секции «Рекомендуем вам» только отмеченные галочками услуги с их инсайтами. Рекомендации настраиваются индивидуально для каждого клиента.</w:t>
+        <w:t xml:space="preserve">, у каждой услуги — чекбокс «рекомендовать этому клиенту». Клиентский ЛК выводит в секции «Рекомендуем вам» только отмеченные галочками услуги. Рекомендации настраиваются индивидуально для каждого клиента.</w:t>
       </w:r>
     </w:p>
     <w:p>
@@ -2603,7 +2549,7 @@
         <w:t xml:space="preserve">Карточка услуги: </w:t>
       </w:r>
       <w:r>
-        <w:t xml:space="preserve">иконка, бейджи (Новинка / Подходит вашей отрасли / Скоро), название, описание, фичи, инсайт, цена, кнопки «Демо» и «Подключить» (→ форма §8). Для статуса «Скоро» кнопка неактивна.</w:t>
+        <w:t xml:space="preserve">иконка, бейджи (Новинка / Подходит вашей отрасли / Скоро), название, описание, список фич, цена, кнопки «Демо» и «Подключить» (→ форма §8). Для статуса «Скоро» кнопка неактивна.</w:t>
       </w:r>
     </w:p>
     <w:p>
@@ -2618,7 +2564,7 @@
         <w:t xml:space="preserve">Из админки (с правом правки): </w:t>
       </w:r>
       <w:r>
-        <w:t xml:space="preserve">для каждой услуги — название, описание, фичи, цена, бейджи, инсайт, видимость в секциях, флаг «Скоро», наличие демо. Менеджер управляет ценами/описаниями/составом витрины без разработчика.</w:t>
+        <w:t xml:space="preserve">для каждой услуги — название, описание, фичи, цена, бейджи, в каких секциях показывать, флаг «Скоро», наличие демо. Менеджер управляет ценами/описаниями/составом витрины без разработчика.</w:t>
       </w:r>
     </w:p>
     <w:p>

--- a/ТЗ_ЛК_КиберГусли.docx
+++ b/ТЗ_ЛК_КиберГусли.docx
@@ -35,7 +35,7 @@
         <w:spacing w:after="120"/>
       </w:pPr>
       <w:r>
-        <w:t xml:space="preserve">Документ описывает логику отображения клиентского ЛК и какие данные он ожидает от систем заказчика. Настройку передачи данных (интеграции с EngineGusli/ai_admin2, CRM, биллингом, ЭДО) разработчик реализует на своей стороне — здесь только что и в какой логике выводить, за какие периоды, по каким формулам, и что приходит из админского/менеджерского кабинета.</w:t>
+        <w:t xml:space="preserve">Документ описывает логику отображения клиентского ЛК и какие данные он ожидает от систем заказчика. Настройку передачи данных (интеграции с EngineGusli/ai_admin2, CRM, биллингом) разработчик реализует на своей стороне — здесь только что и в какой логике выводить, за какие периоды, по каким формулам, и что приходит из админского/менеджерского кабинета.</w:t>
       </w:r>
     </w:p>
     <w:p>
@@ -2757,7 +2757,35 @@
         <w:t xml:space="preserve">Из менеджерского аккаунта: </w:t>
       </w:r>
       <w:r>
-        <w:t xml:space="preserve">сами файлы PDF и их метаданные (номер, дата, период, сумма, статус). Клиент только смотрит/скачивает. Статусы оплаты берутся из биллинга, статусы подписания — из ЭДО; суммы — по формуле выше (минуты передаёт статистика).</w:t>
+        <w:t xml:space="preserve">сами файлы PDF и их метаданные (номер, дата, период, сумма, статус). Клиент только смотрит/скачивает. Статусы оплаты берутся из биллинга, статусы подписания пока выставляются вручную в менеджерском кабинете; суммы — по формуле выше (минуты передаёт статистика).</w:t>
+      </w:r>
+    </w:p>
+    <w:p>
+      <w:pPr>
+        <w:pStyle w:val="Heading2"/>
+      </w:pPr>
+      <w:r>
+        <w:t xml:space="preserve">11.2. На будущее</w:t>
+      </w:r>
+    </w:p>
+    <w:p>
+      <w:pPr>
+        <w:pStyle w:val="ListParagraph"/>
+        <w:numPr>
+          <w:ilvl w:val="0"/>
+          <w:numId w:val="2"/>
+        </w:numPr>
+        <w:spacing w:after="60"/>
+      </w:pPr>
+      <w:r>
+        <w:rPr>
+          <w:b/>
+          <w:bCs/>
+        </w:rPr>
+        <w:t xml:space="preserve">Интеграция с ЭДО </w:t>
+      </w:r>
+      <w:r>
+        <w:t xml:space="preserve">(позднее) — для автоматического отслеживания подписания документов: статус «Подписан» будет приходить из системы ЭДО, без ручного выставления.</w:t>
       </w:r>
     </w:p>
     <w:p>
@@ -3068,7 +3096,7 @@
         <w:t xml:space="preserve">Примечание для разработки: </w:t>
       </w:r>
       <w:r>
-        <w:t xml:space="preserve">ЛК ожидает данные по виджетам в описанной логике и за указанные периоды; передачу данных из ваших систем (EngineGusli/ai_admin2, CRM, биллинг, ЭДО) вы настраиваете самостоятельно. По запросу можем детализировать JSON-контракты по каждому виджету.</w:t>
+        <w:t xml:space="preserve">ЛК ожидает данные по виджетам в описанной логике и за указанные периоды; передачу данных из ваших систем (EngineGusli/ai_admin2, CRM, биллинг) вы настраиваете самостоятельно. По запросу можем детализировать JSON-контракты по каждому виджету.</w:t>
       </w:r>
     </w:p>
     <w:sectPr>

--- a/ТЗ_ЛК_КиберГусли.docx
+++ b/ТЗ_ЛК_КиберГусли.docx
@@ -35,7 +35,7 @@
         <w:spacing w:after="120"/>
       </w:pPr>
       <w:r>
-        <w:t xml:space="preserve">Документ описывает логику отображения клиентского ЛК и какие данные он ожидает от систем заказчика. Настройку передачи данных (интеграции с EngineGusli/ai_admin2, CRM, биллингом) разработчик реализует на своей стороне — здесь только что и в какой логике выводить, за какие периоды, по каким формулам, и что приходит из админского/менеджерского кабинета.</w:t>
+        <w:t xml:space="preserve">Документ — для команды разработки КиберГусли. Описывает логику отображения клиентского ЛК и какие данные он получает. Передача данных из наших систем (EngineGusli/ai_admin2, CRM, биллинг) в ЛК — отдельная задача бэкенда (настраивается отдельно). Здесь — что и в какой логике выводить, за какие периоды, по каким формулам, и что приходит из админского/менеджерского кабинета.</w:t>
       </w:r>
     </w:p>
     <w:p>
@@ -3093,10 +3093,10 @@
           <w:b/>
           <w:bCs/>
         </w:rPr>
-        <w:t xml:space="preserve">Примечание для разработки: </w:t>
-      </w:r>
-      <w:r>
-        <w:t xml:space="preserve">ЛК ожидает данные по виджетам в описанной логике и за указанные периоды; передачу данных из ваших систем (EngineGusli/ai_admin2, CRM, биллинг) вы настраиваете самостоятельно. По запросу можем детализировать JSON-контракты по каждому виджету.</w:t>
+        <w:t xml:space="preserve">Примечание: </w:t>
+      </w:r>
+      <w:r>
+        <w:t xml:space="preserve">ЛК ожидает данные по виджетам в описанной логике и за указанные периоды; передача данных из наших систем (EngineGusli/ai_admin2, CRM, биллинг) настраивается на бэкенде отдельно. По запросу — детализация JSON-контрактов по каждому виджету.</w:t>
       </w:r>
     </w:p>
     <w:sectPr>

--- a/ТЗ_ЛК_КиберГусли.docx
+++ b/ТЗ_ЛК_КиберГусли.docx
@@ -224,7 +224,7 @@
         <w:t xml:space="preserve">Менеджерский/админский</w:t>
       </w:r>
       <w:r>
-        <w:t xml:space="preserve"> — источник всех справочных данных и настроек (что показывать конкретному клиенту). Типы: админский (наш), партнёрский, самостоятельный, интеграторский.</w:t>
+        <w:t xml:space="preserve"> — источник всех справочных данных и настроек (что показывать конкретному клиенту). На текущем этапе делаем только админский кабинет (наш). Другие типы кабинетов — отдельным ТЗ позднее.</w:t>
       </w:r>
     </w:p>
     <w:p>

--- a/ТЗ_ЛК_КиберГусли.docx
+++ b/ТЗ_ЛК_КиберГусли.docx
@@ -1630,7 +1630,10 @@
           <w:b/>
           <w:bCs/>
         </w:rPr>
-        <w:t xml:space="preserve">к оплате = минуты_за_месяц × цена_минуты + стоимость_сопровождения</w:t>
+        <w:t xml:space="preserve">На текущем этапе: к оплате = сумма выставленных неоплаченных счетов</w:t>
+      </w:r>
+      <w:r>
+        <w:t xml:space="preserve"> (счета готовит менеджер вручную, см. §11). Чип в шапке = суммарная задолженность по таким счетам.</w:t>
       </w:r>
     </w:p>
     <w:p>
@@ -1638,7 +1641,14 @@
         <w:spacing w:after="120"/>
       </w:pPr>
       <w:r>
-        <w:t xml:space="preserve">цена_минуты и стоимость_сопровождения — из админки (тариф клиента). Текущие значения прототипа: 13,5 ₽/мин и 14 800 ₽/мес.</w:t>
+        <w:rPr>
+          <w:b/>
+          <w:bCs/>
+        </w:rPr>
+        <w:t xml:space="preserve">Ориентир суммы счёта за месяц </w:t>
+      </w:r>
+      <w:r>
+        <w:t xml:space="preserve">(для будущей автоматизации): минуты_за_месяц × цена_минуты + стоимость_сопровождения. Тариф (цена_минуты, стоимость_сопровождения) — из админки; значения прототипа: 13,5 ₽/мин и 14 800 ₽/мес.</w:t>
       </w:r>
     </w:p>
     <w:p>
@@ -2662,47 +2672,47 @@
         <w:pStyle w:val="Heading2"/>
       </w:pPr>
       <w:r>
-        <w:t xml:space="preserve">11.1. Как формируются суммы и сводка</w:t>
-      </w:r>
-    </w:p>
-    <w:p>
-      <w:pPr>
-        <w:pStyle w:val="ListParagraph"/>
-        <w:numPr>
-          <w:ilvl w:val="0"/>
-          <w:numId w:val="2"/>
-        </w:numPr>
-        <w:spacing w:after="60"/>
-      </w:pPr>
-      <w:r>
-        <w:rPr>
-          <w:b/>
-          <w:bCs/>
-        </w:rPr>
-        <w:t xml:space="preserve">Сумма счёта за месяц </w:t>
-      </w:r>
-      <w:r>
-        <w:t xml:space="preserve">= минуты_месяца × цена_минуты + стоимость_сопровождения (та же формула, что и чип «к оплате», §6.2). По акту — та же сумма за тот же период.</w:t>
-      </w:r>
-    </w:p>
-    <w:p>
-      <w:pPr>
-        <w:pStyle w:val="ListParagraph"/>
-        <w:numPr>
-          <w:ilvl w:val="0"/>
-          <w:numId w:val="2"/>
-        </w:numPr>
-        <w:spacing w:after="60"/>
-      </w:pPr>
-      <w:r>
-        <w:rPr>
-          <w:b/>
-          <w:bCs/>
-        </w:rPr>
-        <w:t xml:space="preserve">Сводка пересчитывается по статусам: </w:t>
-      </w:r>
-      <w:r>
-        <w:t xml:space="preserve">«Сумма счетов за год» = сумма всех счетов выбранного года; «К оплате» = сумма счетов со статусом «К оплате»; «Актов ждёт подписи» = число актов со статусом «Ожидает подписи».</w:t>
+        <w:t xml:space="preserve">11.1. Суммы и сводка</w:t>
+      </w:r>
+    </w:p>
+    <w:p>
+      <w:pPr>
+        <w:pStyle w:val="ListParagraph"/>
+        <w:numPr>
+          <w:ilvl w:val="0"/>
+          <w:numId w:val="2"/>
+        </w:numPr>
+        <w:spacing w:after="60"/>
+      </w:pPr>
+      <w:r>
+        <w:rPr>
+          <w:b/>
+          <w:bCs/>
+        </w:rPr>
+        <w:t xml:space="preserve">Счета и акты на текущем этапе готовит менеджер вручную </w:t>
+      </w:r>
+      <w:r>
+        <w:t xml:space="preserve">(загружает PDF и указывает сумму по каждому документу). Автоматизацию формирования счетов добавим позднее.</w:t>
+      </w:r>
+    </w:p>
+    <w:p>
+      <w:pPr>
+        <w:pStyle w:val="ListParagraph"/>
+        <w:numPr>
+          <w:ilvl w:val="0"/>
+          <w:numId w:val="2"/>
+        </w:numPr>
+        <w:spacing w:after="60"/>
+      </w:pPr>
+      <w:r>
+        <w:rPr>
+          <w:b/>
+          <w:bCs/>
+        </w:rPr>
+        <w:t xml:space="preserve">Суммы в сводке — это сумма цифр по выставленным счетам: </w:t>
+      </w:r>
+      <w:r>
+        <w:t xml:space="preserve">«Сумма счетов за год» = сумма сумм всех счетов выбранного года; «К оплате» = сумма сумм счетов со статусом «К оплате»; «Актов ждёт подписи» = число актов со статусом «Ожидает подписи».</w:t>
       </w:r>
     </w:p>
     <w:p>
@@ -2722,7 +2732,7 @@
         <w:t xml:space="preserve">Чип в шапке (§3) </w:t>
       </w:r>
       <w:r>
-        <w:t xml:space="preserve">= текущая задолженность = те же счета со статусом «К оплате».</w:t>
+        <w:t xml:space="preserve">= задолженность = сумма счетов со статусом «К оплате».</w:t>
       </w:r>
     </w:p>
     <w:p>
@@ -2742,7 +2752,7 @@
         <w:t xml:space="preserve">При смене статуса </w:t>
       </w:r>
       <w:r>
-        <w:t xml:space="preserve">(К оплате → Оплачен, Ожидает подписи → Подписан) сводка, фильтры и чип в шапке пересчитываются автоматически — отдельной правки сумм не требуется.</w:t>
+        <w:t xml:space="preserve">(К оплате → Оплачен, Ожидает подписи → Подписан) сводка, фильтры и чип в шапке пересчитываются автоматически.</w:t>
       </w:r>
     </w:p>
     <w:p>

--- a/ТЗ_ЛК_КиберГусли.docx
+++ b/ТЗ_ЛК_КиберГусли.docx
@@ -249,7 +249,7 @@
         <w:spacing w:after="60"/>
       </w:pPr>
       <w:r>
-        <w:t xml:space="preserve">Деньги — ₽, разделитель тысяч — пробел (80 680 ₽).</w:t>
+        <w:t xml:space="preserve">Деньги — ₽, разделитель тысяч — неразрывный пробел (80 680 ₽), чтобы сумма не разрывалась при переносе строки.</w:t>
       </w:r>
     </w:p>
     <w:p>
@@ -303,7 +303,7 @@
         <w:t xml:space="preserve">Темы оформления: </w:t>
       </w:r>
       <w:r>
-        <w:t xml:space="preserve">тёмная (по умолчанию) и светлая; переключатель внизу сайдбара, выбор хранится в localStorage. Сайдбар тёмный в обеих темах.</w:t>
+        <w:t xml:space="preserve">светлая (по умолчанию) и тёмная; переключатель внизу сайдбара, выбор хранится в localStorage. Сайдбар тёмный в обеих темах.</w:t>
       </w:r>
     </w:p>
     <w:p>
@@ -2823,7 +2823,7 @@
         <w:t xml:space="preserve">Отчёты </w:t>
       </w:r>
       <w:r>
-        <w:t xml:space="preserve">— архив сформированных отчётов (PDF), просмотр/скачивание. Источник — менеджерский кабинет/генерация.</w:t>
+        <w:t xml:space="preserve">— архив отчётов (PDF), просмотр/скачивание. На текущем этапе отчёты формирует менеджер вручную; далее — настроим автоматическое формирование отчётов.</w:t>
       </w:r>
     </w:p>
     <w:p>

--- a/ТЗ_ЛК_КиберГусли.docx
+++ b/ТЗ_ЛК_КиберГусли.docx
@@ -1648,7 +1648,7 @@
         <w:t xml:space="preserve">Ориентир суммы счёта за месяц </w:t>
       </w:r>
       <w:r>
-        <w:t xml:space="preserve">(для будущей автоматизации): минуты_за_месяц × цена_минуты + стоимость_сопровождения. Тариф (цена_минуты, стоимость_сопровождения) — из админки; значения прототипа: 13,5 ₽/мин и 14 800 ₽/мес.</w:t>
+        <w:t xml:space="preserve">(для будущей автоматизации): минуты_за_месяц × цена_минуты + стоимость_сопровождения. Тариф (цена_минуты, стоимость_сопровождения) — из админки; значения прототипа: 13,5 ₽/мин и 13 800 ₽/мес.</w:t>
       </w:r>
     </w:p>
     <w:p>
